--- a/编程/动态规划讲义/03_动态规划_独立练习与验收.docx
+++ b/编程/动态规划讲义/03_动态规划_独立练习与验收.docx
@@ -8,9 +8,6 @@
         <w:widowControl/>
       </w:pPr>
       <w:r>
-        <w:rPr>
-          <w:b w:val="0"/>
-        </w:rPr>
         <w:t>动态规划独立练习与验收</w:t>
       </w:r>
     </w:p>
@@ -20,9 +17,6 @@
         <w:widowControl/>
       </w:pPr>
       <w:r>
-        <w:rPr>
-          <w:b w:val="0"/>
-        </w:rPr>
         <w:t>第三册 用自己的作品证明掌握</w:t>
       </w:r>
     </w:p>
@@ -42,9 +36,6 @@
         <w:widowControl/>
       </w:pPr>
       <w:r>
-        <w:rPr>
-          <w:b w:val="0"/>
-        </w:rPr>
         <w:t>本册共24道原创练习，按前置能力分组。A组在第一册之后，B组在第二册主要模型之后，C组在相应进阶章节之后，D组用于混合迁移。每组中的题目不必一口气做完，也不是某个考试的官方难度评级。</w:t>
       </w:r>
     </w:p>
@@ -53,9 +44,6 @@
         <w:widowControl/>
       </w:pPr>
       <w:r>
-        <w:rPr>
-          <w:b w:val="0"/>
-        </w:rPr>
         <w:t>先读题和样例，再合上讲义独立分析。样例用来澄清题意，不代表足够验证。每题还要自己补一个能区分错误思路的例子、一个边界例和一个最小例。需要更多草稿纸时另附，不必把思考挤进小空格。</w:t>
       </w:r>
     </w:p>
@@ -64,9 +52,6 @@
         <w:widowControl/>
       </w:pPr>
       <w:r>
-        <w:rPr>
-          <w:b w:val="0"/>
-        </w:rPr>
         <w:t>妈妈保管第四册的核验依据。看过提示后仍可继续完成，但要如实记下看过哪一级提示。没有在线评测时，用样例与额外小数据核验，只能记录“本地验证通过”，不能记录为AC。</w:t>
       </w:r>
     </w:p>
@@ -81,9 +66,6 @@
         <w:widowControl/>
       </w:pPr>
       <w:r>
-        <w:rPr>
-          <w:b w:val="0"/>
-        </w:rPr>
         <w:t>本册目录</w:t>
       </w:r>
     </w:p>
@@ -633,9 +615,6 @@
         <w:widowControl/>
       </w:pPr>
       <w:r>
-        <w:rPr>
-          <w:b w:val="0"/>
-        </w:rPr>
         <w:t>目录可点击跳转。打印阅读时可按章选择页码。</w:t>
       </w:r>
     </w:p>
@@ -647,9 +626,6 @@
         <w:widowControl/>
       </w:pPr>
       <w:r>
-        <w:rPr>
-          <w:b w:val="0"/>
-        </w:rPr>
         <w:t>练习前的约定</w:t>
       </w:r>
       <w:bookmarkEnd w:id="1"/>
@@ -659,9 +635,6 @@
         <w:widowControl/>
       </w:pPr>
       <w:r>
-        <w:rPr>
-          <w:b w:val="0"/>
-        </w:rPr>
         <w:t>所有题目均使用标准输入输出。本讲义中的“取模”都明确给出模数；没有写取模的题目应输出精确整数或指定小数。样例之外的约束也属于题意。编程环境可使用支持C++11或以上的工具，实际考试以当次规则为准。</w:t>
       </w:r>
     </w:p>
@@ -670,9 +643,6 @@
         <w:widowControl/>
       </w:pPr>
       <w:r>
-        <w:rPr>
-          <w:b w:val="0"/>
-        </w:rPr>
         <w:t>本册不统一给出机器时限。每题给出数据范围和期望的工作量目标，目的在于练习复杂度判断。即使朴素程序能在小样例运行，也需说明对最大输入会做多少工作。</w:t>
       </w:r>
     </w:p>
@@ -682,9 +652,6 @@
         <w:widowControl/>
       </w:pPr>
       <w:r>
-        <w:rPr>
-          <w:b w:val="0"/>
-        </w:rPr>
         <w:t>每题留下同一份简短记录</w:t>
       </w:r>
     </w:p>
@@ -693,9 +660,6 @@
         <w:widowControl/>
       </w:pPr>
       <w:r>
-        <w:rPr>
-          <w:b w:val="0"/>
-        </w:rPr>
         <w:t>1．题目要输出什么；我手推的一个小例子。</w:t>
       </w:r>
     </w:p>
@@ -704,9 +668,6 @@
         <w:widowControl/>
       </w:pPr>
       <w:r>
-        <w:rPr>
-          <w:b w:val="0"/>
-        </w:rPr>
         <w:t>2．每个状态的一整句话；过去哪些信息会影响未来。</w:t>
       </w:r>
     </w:p>
@@ -715,9 +676,6 @@
         <w:widowControl/>
       </w:pPr>
       <w:r>
-        <w:rPr>
-          <w:b w:val="0"/>
-        </w:rPr>
         <w:t>3．来源怎样分类；为什么不漏、不重、合法；最值题为什么可以丢掉较差历史。</w:t>
       </w:r>
     </w:p>
@@ -726,9 +684,6 @@
         <w:widowControl/>
       </w:pPr>
       <w:r>
-        <w:rPr>
-          <w:b w:val="0"/>
-        </w:rPr>
         <w:t>4．初值、不可达、计算顺序、答案位置、时间和空间复杂度。</w:t>
       </w:r>
     </w:p>
@@ -737,9 +692,6 @@
         <w:widowControl/>
       </w:pPr>
       <w:r>
-        <w:rPr>
-          <w:b w:val="0"/>
-        </w:rPr>
         <w:t>5．程序文件、自测输入输出、第一次失败的位置、修改依据。</w:t>
       </w:r>
     </w:p>
@@ -748,9 +700,6 @@
         <w:widowControl/>
       </w:pPr>
       <w:r>
-        <w:rPr>
-          <w:b w:val="0"/>
-        </w:rPr>
         <w:t>6．孩子自己的反思；提示记录；隔天重做日期。</w:t>
       </w:r>
     </w:p>
@@ -793,7 +742,7 @@
           <w:p>
             <w:pPr>
               <w:pStyle w:val="TableText"/>
-              <w:keepNext w:val="0"/>
+              <w:keepNext/>
             </w:pPr>
             <w:r>
               <w:rPr>
@@ -818,7 +767,7 @@
           <w:p>
             <w:pPr>
               <w:pStyle w:val="TableText"/>
-              <w:keepNext w:val="0"/>
+              <w:keepNext/>
             </w:pPr>
             <w:r>
               <w:rPr>
@@ -847,7 +796,7 @@
           <w:p>
             <w:pPr>
               <w:pStyle w:val="TableText"/>
-              <w:keepNext w:val="0"/>
+              <w:keepNext/>
             </w:pPr>
             <w:r>
               <w:rPr>
@@ -871,7 +820,7 @@
           <w:p>
             <w:pPr>
               <w:pStyle w:val="TableText"/>
-              <w:keepNext w:val="0"/>
+              <w:keepNext/>
             </w:pPr>
             <w:r>
               <w:rPr>
@@ -900,7 +849,7 @@
           <w:p>
             <w:pPr>
               <w:pStyle w:val="TableText"/>
-              <w:keepNext w:val="0"/>
+              <w:keepNext/>
             </w:pPr>
             <w:r>
               <w:rPr>
@@ -924,7 +873,7 @@
           <w:p>
             <w:pPr>
               <w:pStyle w:val="TableText"/>
-              <w:keepNext w:val="0"/>
+              <w:keepNext/>
             </w:pPr>
             <w:r>
               <w:rPr>
@@ -953,7 +902,7 @@
           <w:p>
             <w:pPr>
               <w:pStyle w:val="TableText"/>
-              <w:keepNext w:val="0"/>
+              <w:keepNext/>
             </w:pPr>
             <w:r>
               <w:rPr>
@@ -977,7 +926,7 @@
           <w:p>
             <w:pPr>
               <w:pStyle w:val="TableText"/>
-              <w:keepNext w:val="0"/>
+              <w:keepNext/>
             </w:pPr>
             <w:r>
               <w:rPr>
@@ -1047,11 +996,7 @@
         <w:pStyle w:val="Tiny"/>
         <w:widowControl/>
       </w:pPr>
-      <w:r>
-        <w:rPr>
-          <w:b w:val="0"/>
-        </w:rPr>
-      </w:r>
+      <w:r/>
     </w:p>
     <w:p>
       <w:bookmarkStart w:id="2" w:name="chapter_1"/>
@@ -1061,9 +1006,6 @@
         <w:widowControl/>
       </w:pPr>
       <w:r>
-        <w:rPr>
-          <w:b w:val="0"/>
-        </w:rPr>
         <w:t>A1 换一种步长</w:t>
       </w:r>
       <w:bookmarkEnd w:id="2"/>
@@ -1073,9 +1015,6 @@
         <w:widowControl/>
       </w:pPr>
       <w:r>
-        <w:rPr>
-          <w:b w:val="0"/>
-        </w:rPr>
         <w:t>从第0级出发，每次走1级或3级，恰好到第n级。按步长顺序区分走法。输出走法数对1000000007取模的结果。n=0时空走法算一种。</w:t>
       </w:r>
     </w:p>
@@ -1084,9 +1023,6 @@
         <w:widowControl/>
       </w:pPr>
       <w:r>
-        <w:rPr>
-          <w:b w:val="0"/>
-        </w:rPr>
         <w:t>输入一行n，0&lt;=n&lt;=1000000。输出一个整数。目标工作量O(n)，空间可以先用O(n)，完成后再考虑只保留必要历史。</w:t>
       </w:r>
     </w:p>
@@ -1098,9 +1034,6 @@
         <w:spacing w:after="20"/>
       </w:pPr>
       <w:r>
-        <w:rPr>
-          <w:b w:val="0"/>
-        </w:rPr>
         <w:t>输入</w:t>
       </w:r>
     </w:p>
@@ -1112,9 +1045,6 @@
         <w:spacing w:after="20"/>
       </w:pPr>
       <w:r>
-        <w:rPr>
-          <w:b w:val="0"/>
-        </w:rPr>
         <w:t>4</w:t>
       </w:r>
     </w:p>
@@ -1126,9 +1056,6 @@
         <w:spacing w:after="20"/>
       </w:pPr>
       <w:r>
-        <w:rPr>
-          <w:b w:val="0"/>
-        </w:rPr>
         <w:t>输出</w:t>
       </w:r>
     </w:p>
@@ -1140,9 +1067,6 @@
         <w:spacing w:after="20"/>
       </w:pPr>
       <w:r>
-        <w:rPr>
-          <w:b w:val="0"/>
-        </w:rPr>
         <w:t>3</w:t>
       </w:r>
     </w:p>
@@ -1151,21 +1075,24 @@
         <w:widowControl/>
       </w:pPr>
       <w:r>
-        <w:rPr>
-          <w:b w:val="0"/>
-        </w:rPr>
         <w:t>样例中的三条走法是1111、13、31。它们只用来解释题意。自己另外测试会触及负下标的最小情况。</w:t>
       </w:r>
     </w:p>
     <w:p>
       <w:pPr>
-        <w:widowControl/>
-      </w:pPr>
-      <w:r>
-        <w:rPr>
-          <w:b/>
-        </w:rPr>
-        <w:t>独立检查  写清楚小于3级时有哪些合法来源。不要先写一个对所有i都访问i-3的循环。</w:t>
+        <w:pStyle w:val="Heading2"/>
+        <w:widowControl/>
+      </w:pPr>
+      <w:r>
+        <w:t>独立检查</w:t>
+      </w:r>
+    </w:p>
+    <w:p>
+      <w:pPr>
+        <w:widowControl/>
+      </w:pPr>
+      <w:r>
+        <w:t>写清楚小于3级时有哪些合法来源。不要先写一个对所有i都访问i-3的循环。</w:t>
       </w:r>
     </w:p>
     <w:p>
@@ -1174,9 +1101,6 @@
         <w:widowControl/>
       </w:pPr>
       <w:r>
-        <w:rPr>
-          <w:b w:val="0"/>
-        </w:rPr>
         <w:t>我的状态和来源  __________________________________________________</w:t>
       </w:r>
     </w:p>
@@ -1186,9 +1110,6 @@
         <w:widowControl/>
       </w:pPr>
       <w:r>
-        <w:rPr>
-          <w:b w:val="0"/>
-        </w:rPr>
         <w:t>我设计的关键测试  __________________________________________________</w:t>
       </w:r>
     </w:p>
@@ -1198,9 +1119,6 @@
         <w:widowControl/>
       </w:pPr>
       <w:r>
-        <w:rPr>
-          <w:b w:val="0"/>
-        </w:rPr>
         <w:t>第一次偏差与修改依据  __________________________________________________</w:t>
       </w:r>
     </w:p>
@@ -1212,9 +1130,6 @@
         <w:widowControl/>
       </w:pPr>
       <w:r>
-        <w:rPr>
-          <w:b w:val="0"/>
-        </w:rPr>
         <w:t>A2 带着有限容量出发</w:t>
       </w:r>
       <w:bookmarkEnd w:id="3"/>
@@ -1224,9 +1139,6 @@
         <w:widowControl/>
       </w:pPr>
       <w:r>
-        <w:rPr>
-          <w:b w:val="0"/>
-        </w:rPr>
         <w:t>有n件不同编号的物品，每件只能拿一次，重量w、价值v。要求总重量恰好等于W，输出最大总价值。没有任何方案恰好装满时输出-1。价值均非负。</w:t>
       </w:r>
     </w:p>
@@ -1235,9 +1147,6 @@
         <w:widowControl/>
       </w:pPr>
       <w:r>
-        <w:rPr>
-          <w:b w:val="0"/>
-        </w:rPr>
         <w:t>输入第一行n W；随后n行每行w v。1&lt;=n&lt;=100，0&lt;=W&lt;=2000，1&lt;=w&lt;=2000，0&lt;=v&lt;=1000000。输出一个整数。目标O(nW)。</w:t>
       </w:r>
     </w:p>
@@ -1249,9 +1158,6 @@
         <w:spacing w:after="20"/>
       </w:pPr>
       <w:r>
-        <w:rPr>
-          <w:b w:val="0"/>
-        </w:rPr>
         <w:t>输入</w:t>
       </w:r>
     </w:p>
@@ -1263,9 +1169,6 @@
         <w:spacing w:after="20"/>
       </w:pPr>
       <w:r>
-        <w:rPr>
-          <w:b w:val="0"/>
-        </w:rPr>
         <w:t>3 5</w:t>
       </w:r>
     </w:p>
@@ -1277,9 +1180,6 @@
         <w:spacing w:after="20"/>
       </w:pPr>
       <w:r>
-        <w:rPr>
-          <w:b w:val="0"/>
-        </w:rPr>
         <w:t>2 3</w:t>
       </w:r>
     </w:p>
@@ -1291,9 +1191,6 @@
         <w:spacing w:after="20"/>
       </w:pPr>
       <w:r>
-        <w:rPr>
-          <w:b w:val="0"/>
-        </w:rPr>
         <w:t>3 4</w:t>
       </w:r>
     </w:p>
@@ -1305,9 +1202,6 @@
         <w:spacing w:after="20"/>
       </w:pPr>
       <w:r>
-        <w:rPr>
-          <w:b w:val="0"/>
-        </w:rPr>
         <w:t>4 8</w:t>
       </w:r>
     </w:p>
@@ -1319,9 +1213,6 @@
         <w:spacing w:after="20"/>
       </w:pPr>
       <w:r>
-        <w:rPr>
-          <w:b w:val="0"/>
-        </w:rPr>
         <w:t>输出</w:t>
       </w:r>
     </w:p>
@@ -1333,21 +1224,24 @@
         <w:spacing w:after="20"/>
       </w:pPr>
       <w:r>
-        <w:rPr>
-          <w:b w:val="0"/>
-        </w:rPr>
         <w:t>7</w:t>
       </w:r>
     </w:p>
     <w:p>
       <w:pPr>
-        <w:widowControl/>
-      </w:pPr>
-      <w:r>
-        <w:rPr>
-          <w:b/>
-        </w:rPr>
-        <w:t>独立检查  说明为什么重量4价值8这一件不能直接作为样例答案。构造一个“容量有剩余时反而价值更高”的区分例。</w:t>
+        <w:pStyle w:val="Heading2"/>
+        <w:widowControl/>
+      </w:pPr>
+      <w:r>
+        <w:t>独立检查</w:t>
+      </w:r>
+    </w:p>
+    <w:p>
+      <w:pPr>
+        <w:widowControl/>
+      </w:pPr>
+      <w:r>
+        <w:t>说明为什么重量4价值8这一件不能直接作为样例答案。构造一个“容量有剩余时反而价值更高”的区分例。</w:t>
       </w:r>
     </w:p>
     <w:p>
@@ -1356,9 +1250,6 @@
         <w:widowControl/>
       </w:pPr>
       <w:r>
-        <w:rPr>
-          <w:b w:val="0"/>
-        </w:rPr>
         <w:t>我的状态和来源  __________________________________________________</w:t>
       </w:r>
     </w:p>
@@ -1368,9 +1259,6 @@
         <w:widowControl/>
       </w:pPr>
       <w:r>
-        <w:rPr>
-          <w:b w:val="0"/>
-        </w:rPr>
         <w:t>我设计的关键测试  __________________________________________________</w:t>
       </w:r>
     </w:p>
@@ -1380,9 +1268,6 @@
         <w:widowControl/>
       </w:pPr>
       <w:r>
-        <w:rPr>
-          <w:b w:val="0"/>
-        </w:rPr>
         <w:t>第一次偏差与修改依据  __________________________________________________</w:t>
       </w:r>
     </w:p>
@@ -1394,9 +1279,6 @@
         <w:widowControl/>
       </w:pPr>
       <w:r>
-        <w:rPr>
-          <w:b w:val="0"/>
-        </w:rPr>
         <w:t>A3 雨天的棋盘</w:t>
       </w:r>
       <w:bookmarkEnd w:id="4"/>
@@ -1406,9 +1288,6 @@
         <w:widowControl/>
       </w:pPr>
       <w:r>
-        <w:rPr>
-          <w:b w:val="0"/>
-        </w:rPr>
         <w:t>n行m列的棋盘中，点号表示可走，井号表示障碍。从左上角到右下角，每次向右或向下。起点或终点是障碍时没有路径。输出路径数对1000000007取模。</w:t>
       </w:r>
     </w:p>
@@ -1417,9 +1296,6 @@
         <w:widowControl/>
       </w:pPr>
       <w:r>
-        <w:rPr>
-          <w:b w:val="0"/>
-        </w:rPr>
         <w:t>输入第一行n m；接着n行长度为m的字符串。1&lt;=n,m&lt;=1000。输出一个整数。目标O(nm)。</w:t>
       </w:r>
     </w:p>
@@ -1431,9 +1307,6 @@
         <w:spacing w:after="20"/>
       </w:pPr>
       <w:r>
-        <w:rPr>
-          <w:b w:val="0"/>
-        </w:rPr>
         <w:t>输入</w:t>
       </w:r>
     </w:p>
@@ -1445,9 +1318,6 @@
         <w:spacing w:after="20"/>
       </w:pPr>
       <w:r>
-        <w:rPr>
-          <w:b w:val="0"/>
-        </w:rPr>
         <w:t>3 4</w:t>
       </w:r>
     </w:p>
@@ -1459,9 +1329,6 @@
         <w:spacing w:after="20"/>
       </w:pPr>
       <w:r>
-        <w:rPr>
-          <w:b w:val="0"/>
-        </w:rPr>
         <w:t>....</w:t>
       </w:r>
     </w:p>
@@ -1473,9 +1340,6 @@
         <w:spacing w:after="20"/>
       </w:pPr>
       <w:r>
-        <w:rPr>
-          <w:b w:val="0"/>
-        </w:rPr>
         <w:t>.#..</w:t>
       </w:r>
     </w:p>
@@ -1487,9 +1351,6 @@
         <w:spacing w:after="20"/>
       </w:pPr>
       <w:r>
-        <w:rPr>
-          <w:b w:val="0"/>
-        </w:rPr>
         <w:t>....</w:t>
       </w:r>
     </w:p>
@@ -1501,9 +1362,6 @@
         <w:spacing w:after="20"/>
       </w:pPr>
       <w:r>
-        <w:rPr>
-          <w:b w:val="0"/>
-        </w:rPr>
         <w:t>输出</w:t>
       </w:r>
     </w:p>
@@ -1515,21 +1373,24 @@
         <w:spacing w:after="20"/>
       </w:pPr>
       <w:r>
-        <w:rPr>
-          <w:b w:val="0"/>
-        </w:rPr>
         <w:t>4</w:t>
       </w:r>
     </w:p>
     <w:p>
       <w:pPr>
-        <w:widowControl/>
-      </w:pPr>
-      <w:r>
-        <w:rPr>
-          <w:b/>
-        </w:rPr>
-        <w:t>独立检查  给每一行标出先算哪些格，并为只有一列的棋盘设计一个障碍测试。</w:t>
+        <w:pStyle w:val="Heading2"/>
+        <w:widowControl/>
+      </w:pPr>
+      <w:r>
+        <w:t>独立检查</w:t>
+      </w:r>
+    </w:p>
+    <w:p>
+      <w:pPr>
+        <w:widowControl/>
+      </w:pPr>
+      <w:r>
+        <w:t>给每一行标出先算哪些格，并为只有一列的棋盘设计一个障碍测试。</w:t>
       </w:r>
     </w:p>
     <w:p>
@@ -1538,9 +1399,6 @@
         <w:widowControl/>
       </w:pPr>
       <w:r>
-        <w:rPr>
-          <w:b w:val="0"/>
-        </w:rPr>
         <w:t>我的状态和来源  __________________________________________________</w:t>
       </w:r>
     </w:p>
@@ -1550,9 +1408,6 @@
         <w:widowControl/>
       </w:pPr>
       <w:r>
-        <w:rPr>
-          <w:b w:val="0"/>
-        </w:rPr>
         <w:t>我设计的关键测试  __________________________________________________</w:t>
       </w:r>
     </w:p>
@@ -1562,9 +1417,6 @@
         <w:widowControl/>
       </w:pPr>
       <w:r>
-        <w:rPr>
-          <w:b w:val="0"/>
-        </w:rPr>
         <w:t>第一次偏差与修改依据  __________________________________________________</w:t>
       </w:r>
     </w:p>
@@ -1576,9 +1428,6 @@
         <w:widowControl/>
       </w:pPr>
       <w:r>
-        <w:rPr>
-          <w:b w:val="0"/>
-        </w:rPr>
         <w:t>A4 一段有起点也有终点的记录</w:t>
       </w:r>
       <w:bookmarkEnd w:id="5"/>
@@ -1588,9 +1437,6 @@
         <w:widowControl/>
       </w:pPr>
       <w:r>
-        <w:rPr>
-          <w:b w:val="0"/>
-        </w:rPr>
         <w:t>给出n个整数，选连续且非空的一段，使元素和最大，输出最大和。允许负数，不能选择空段。</w:t>
       </w:r>
     </w:p>
@@ -1599,9 +1445,6 @@
         <w:widowControl/>
       </w:pPr>
       <w:r>
-        <w:rPr>
-          <w:b w:val="0"/>
-        </w:rPr>
         <w:t>输入第一行n，第二行n个整数。1&lt;=n&lt;=200000，-1000000000&lt;=a[i]&lt;=1000000000。输出精确整数。目标O(n)。</w:t>
       </w:r>
     </w:p>
@@ -1613,9 +1456,6 @@
         <w:spacing w:after="20"/>
       </w:pPr>
       <w:r>
-        <w:rPr>
-          <w:b w:val="0"/>
-        </w:rPr>
         <w:t>输入</w:t>
       </w:r>
     </w:p>
@@ -1627,9 +1467,6 @@
         <w:spacing w:after="20"/>
       </w:pPr>
       <w:r>
-        <w:rPr>
-          <w:b w:val="0"/>
-        </w:rPr>
         <w:t>5</w:t>
       </w:r>
     </w:p>
@@ -1641,9 +1478,6 @@
         <w:spacing w:after="20"/>
       </w:pPr>
       <w:r>
-        <w:rPr>
-          <w:b w:val="0"/>
-        </w:rPr>
         <w:t>-2 3 -1 4 -5</w:t>
       </w:r>
     </w:p>
@@ -1655,9 +1489,6 @@
         <w:spacing w:after="20"/>
       </w:pPr>
       <w:r>
-        <w:rPr>
-          <w:b w:val="0"/>
-        </w:rPr>
         <w:t>输出</w:t>
       </w:r>
     </w:p>
@@ -1669,21 +1500,24 @@
         <w:spacing w:after="20"/>
       </w:pPr>
       <w:r>
-        <w:rPr>
-          <w:b w:val="0"/>
-        </w:rPr>
         <w:t>6</w:t>
       </w:r>
     </w:p>
     <w:p>
       <w:pPr>
-        <w:widowControl/>
-      </w:pPr>
-      <w:r>
-        <w:rPr>
-          <w:b/>
-        </w:rPr>
-        <w:t>独立检查  在编码前写出你保存的值是“必须以这里结尾”还是“前面任何位置都可以”。给出全负数测试。</w:t>
+        <w:pStyle w:val="Heading2"/>
+        <w:widowControl/>
+      </w:pPr>
+      <w:r>
+        <w:t>独立检查</w:t>
+      </w:r>
+    </w:p>
+    <w:p>
+      <w:pPr>
+        <w:widowControl/>
+      </w:pPr>
+      <w:r>
+        <w:t>在编码前写出你保存的值是“必须以这里结尾”还是“前面任何位置都可以”。给出全负数测试。</w:t>
       </w:r>
     </w:p>
     <w:p>
@@ -1692,9 +1526,6 @@
         <w:widowControl/>
       </w:pPr>
       <w:r>
-        <w:rPr>
-          <w:b w:val="0"/>
-        </w:rPr>
         <w:t>我的状态和来源  __________________________________________________</w:t>
       </w:r>
     </w:p>
@@ -1704,9 +1535,6 @@
         <w:widowControl/>
       </w:pPr>
       <w:r>
-        <w:rPr>
-          <w:b w:val="0"/>
-        </w:rPr>
         <w:t>我设计的关键测试  __________________________________________________</w:t>
       </w:r>
     </w:p>
@@ -1716,9 +1544,6 @@
         <w:widowControl/>
       </w:pPr>
       <w:r>
-        <w:rPr>
-          <w:b w:val="0"/>
-        </w:rPr>
         <w:t>第一次偏差与修改依据  __________________________________________________</w:t>
       </w:r>
     </w:p>
@@ -1730,9 +1555,6 @@
         <w:widowControl/>
       </w:pPr>
       <w:r>
-        <w:rPr>
-          <w:b w:val="0"/>
-        </w:rPr>
         <w:t>A5 两份日记的共同部分</w:t>
       </w:r>
       <w:bookmarkEnd w:id="6"/>
@@ -1742,9 +1564,6 @@
         <w:widowControl/>
       </w:pPr>
       <w:r>
-        <w:rPr>
-          <w:b w:val="0"/>
-        </w:rPr>
         <w:t>给出两个只含大写英文字母的字符串A、B，求它们的最长公共子序列长度。可以删除字符，不能改变剩余字符的顺序。</w:t>
       </w:r>
     </w:p>
@@ -1753,9 +1572,6 @@
         <w:widowControl/>
       </w:pPr>
       <w:r>
-        <w:rPr>
-          <w:b w:val="0"/>
-        </w:rPr>
         <w:t>输入两行，分别为A、B；本题输入的两个串均非空，长度各不超过1000。输出一个整数。目标O(|A|*|B|)。算法仍应为内部空前缀定义边界。</w:t>
       </w:r>
     </w:p>
@@ -1767,9 +1583,6 @@
         <w:spacing w:after="20"/>
       </w:pPr>
       <w:r>
-        <w:rPr>
-          <w:b w:val="0"/>
-        </w:rPr>
         <w:t>输入</w:t>
       </w:r>
     </w:p>
@@ -1781,9 +1594,6 @@
         <w:spacing w:after="20"/>
       </w:pPr>
       <w:r>
-        <w:rPr>
-          <w:b w:val="0"/>
-        </w:rPr>
         <w:t>ABA</w:t>
       </w:r>
     </w:p>
@@ -1795,9 +1605,6 @@
         <w:spacing w:after="20"/>
       </w:pPr>
       <w:r>
-        <w:rPr>
-          <w:b w:val="0"/>
-        </w:rPr>
         <w:t>BA</w:t>
       </w:r>
     </w:p>
@@ -1809,9 +1616,6 @@
         <w:spacing w:after="20"/>
       </w:pPr>
       <w:r>
-        <w:rPr>
-          <w:b w:val="0"/>
-        </w:rPr>
         <w:t>输出</w:t>
       </w:r>
     </w:p>
@@ -1823,21 +1627,24 @@
         <w:spacing w:after="20"/>
       </w:pPr>
       <w:r>
-        <w:rPr>
-          <w:b w:val="0"/>
-        </w:rPr>
         <w:t>2</w:t>
       </w:r>
     </w:p>
     <w:p>
       <w:pPr>
-        <w:widowControl/>
-      </w:pPr>
-      <w:r>
-        <w:rPr>
-          <w:b/>
-        </w:rPr>
-        <w:t>独立检查  用相同字母多次出现的例子，解释“字符相同”为什么不表示可以随意配对并把所有次数相加。</w:t>
+        <w:pStyle w:val="Heading2"/>
+        <w:widowControl/>
+      </w:pPr>
+      <w:r>
+        <w:t>独立检查</w:t>
+      </w:r>
+    </w:p>
+    <w:p>
+      <w:pPr>
+        <w:widowControl/>
+      </w:pPr>
+      <w:r>
+        <w:t>用相同字母多次出现的例子，解释“字符相同”为什么不表示可以随意配对并把所有次数相加。</w:t>
       </w:r>
     </w:p>
     <w:p>
@@ -1846,9 +1653,6 @@
         <w:widowControl/>
       </w:pPr>
       <w:r>
-        <w:rPr>
-          <w:b w:val="0"/>
-        </w:rPr>
         <w:t>我的状态和来源  __________________________________________________</w:t>
       </w:r>
     </w:p>
@@ -1858,9 +1662,6 @@
         <w:widowControl/>
       </w:pPr>
       <w:r>
-        <w:rPr>
-          <w:b w:val="0"/>
-        </w:rPr>
         <w:t>我设计的关键测试  __________________________________________________</w:t>
       </w:r>
     </w:p>
@@ -1870,9 +1671,6 @@
         <w:widowControl/>
       </w:pPr>
       <w:r>
-        <w:rPr>
-          <w:b w:val="0"/>
-        </w:rPr>
         <w:t>第一次偏差与修改依据  __________________________________________________</w:t>
       </w:r>
     </w:p>
@@ -1884,9 +1682,6 @@
         <w:widowControl/>
       </w:pPr>
       <w:r>
-        <w:rPr>
-          <w:b w:val="0"/>
-        </w:rPr>
         <w:t>A6 零钱够不够</w:t>
       </w:r>
       <w:bookmarkEnd w:id="7"/>
@@ -1896,9 +1691,6 @@
         <w:widowControl/>
       </w:pPr>
       <w:r>
-        <w:rPr>
-          <w:b w:val="0"/>
-        </w:rPr>
         <w:t>给出n种不同的正整数面值，每种可用无限枚。要恰好凑出金额X，输出最少枚数，无解输出-1。</w:t>
       </w:r>
     </w:p>
@@ -1907,9 +1699,6 @@
         <w:widowControl/>
       </w:pPr>
       <w:r>
-        <w:rPr>
-          <w:b w:val="0"/>
-        </w:rPr>
         <w:t>输入第一行n X，第二行n个不同面值。1&lt;=n&lt;=50，0&lt;=X&lt;=100000，1&lt;=面值&lt;=100000。输出一个整数。目标O(nX)。</w:t>
       </w:r>
     </w:p>
@@ -1921,9 +1710,6 @@
         <w:spacing w:after="20"/>
       </w:pPr>
       <w:r>
-        <w:rPr>
-          <w:b w:val="0"/>
-        </w:rPr>
         <w:t>输入</w:t>
       </w:r>
     </w:p>
@@ -1935,9 +1721,6 @@
         <w:spacing w:after="20"/>
       </w:pPr>
       <w:r>
-        <w:rPr>
-          <w:b w:val="0"/>
-        </w:rPr>
         <w:t>2 7</w:t>
       </w:r>
     </w:p>
@@ -1949,9 +1732,6 @@
         <w:spacing w:after="20"/>
       </w:pPr>
       <w:r>
-        <w:rPr>
-          <w:b w:val="0"/>
-        </w:rPr>
         <w:t>2 5</w:t>
       </w:r>
     </w:p>
@@ -1963,9 +1743,6 @@
         <w:spacing w:after="20"/>
       </w:pPr>
       <w:r>
-        <w:rPr>
-          <w:b w:val="0"/>
-        </w:rPr>
         <w:t>输出</w:t>
       </w:r>
     </w:p>
@@ -1977,21 +1754,24 @@
         <w:spacing w:after="20"/>
       </w:pPr>
       <w:r>
-        <w:rPr>
-          <w:b w:val="0"/>
-        </w:rPr>
         <w:t>2</w:t>
       </w:r>
     </w:p>
     <w:p>
       <w:pPr>
-        <w:widowControl/>
-      </w:pPr>
-      <w:r>
-        <w:rPr>
-          <w:b/>
-        </w:rPr>
-        <w:t>独立检查  自己找一个“总拿最大面值”失败的例子。特别测试X=0和完全无法凑出的金额。</w:t>
+        <w:pStyle w:val="Heading2"/>
+        <w:widowControl/>
+      </w:pPr>
+      <w:r>
+        <w:t>独立检查</w:t>
+      </w:r>
+    </w:p>
+    <w:p>
+      <w:pPr>
+        <w:widowControl/>
+      </w:pPr>
+      <w:r>
+        <w:t>自己找一个“总拿最大面值”失败的例子。特别测试X=0和完全无法凑出的金额。</w:t>
       </w:r>
     </w:p>
     <w:p>
@@ -2000,9 +1780,6 @@
         <w:widowControl/>
       </w:pPr>
       <w:r>
-        <w:rPr>
-          <w:b w:val="0"/>
-        </w:rPr>
         <w:t>我的状态和来源  __________________________________________________</w:t>
       </w:r>
     </w:p>
@@ -2012,9 +1789,6 @@
         <w:widowControl/>
       </w:pPr>
       <w:r>
-        <w:rPr>
-          <w:b w:val="0"/>
-        </w:rPr>
         <w:t>我设计的关键测试  __________________________________________________</w:t>
       </w:r>
     </w:p>
@@ -2024,9 +1798,6 @@
         <w:widowControl/>
       </w:pPr>
       <w:r>
-        <w:rPr>
-          <w:b w:val="0"/>
-        </w:rPr>
         <w:t>第一次偏差与修改依据  __________________________________________________</w:t>
       </w:r>
     </w:p>
@@ -2038,9 +1809,6 @@
         <w:widowControl/>
       </w:pPr>
       <w:r>
-        <w:rPr>
-          <w:b w:val="0"/>
-        </w:rPr>
         <w:t>B1 搬走一排箱子</w:t>
       </w:r>
       <w:bookmarkEnd w:id="8"/>
@@ -2050,9 +1818,6 @@
         <w:widowControl/>
       </w:pPr>
       <w:r>
-        <w:rPr>
-          <w:b w:val="0"/>
-        </w:rPr>
         <w:t>有n堆箱子排成一行，每次只能合并相邻两堆，搬运代价是两堆箱子数之和。直到只剩一堆，求最小总代价。</w:t>
       </w:r>
     </w:p>
@@ -2061,9 +1826,6 @@
         <w:widowControl/>
       </w:pPr>
       <w:r>
-        <w:rPr>
-          <w:b w:val="0"/>
-        </w:rPr>
         <w:t>输入第一行n，第二行n个正整数。1&lt;=n&lt;=300，每堆数量不超过1000000。输出精确整数。先达到O(n³)，不要求使用进一步优化。</w:t>
       </w:r>
     </w:p>
@@ -2075,9 +1837,6 @@
         <w:spacing w:after="20"/>
       </w:pPr>
       <w:r>
-        <w:rPr>
-          <w:b w:val="0"/>
-        </w:rPr>
         <w:t>输入</w:t>
       </w:r>
     </w:p>
@@ -2089,9 +1848,6 @@
         <w:spacing w:after="20"/>
       </w:pPr>
       <w:r>
-        <w:rPr>
-          <w:b w:val="0"/>
-        </w:rPr>
         <w:t>4</w:t>
       </w:r>
     </w:p>
@@ -2103,9 +1859,6 @@
         <w:spacing w:after="20"/>
       </w:pPr>
       <w:r>
-        <w:rPr>
-          <w:b w:val="0"/>
-        </w:rPr>
         <w:t>4 1 3 2</w:t>
       </w:r>
     </w:p>
@@ -2117,9 +1870,6 @@
         <w:spacing w:after="20"/>
       </w:pPr>
       <w:r>
-        <w:rPr>
-          <w:b w:val="0"/>
-        </w:rPr>
         <w:t>输出</w:t>
       </w:r>
     </w:p>
@@ -2131,21 +1881,24 @@
         <w:spacing w:after="20"/>
       </w:pPr>
       <w:r>
-        <w:rPr>
-          <w:b w:val="0"/>
-        </w:rPr>
         <w:t>20</w:t>
       </w:r>
     </w:p>
     <w:p>
       <w:pPr>
-        <w:widowControl/>
-      </w:pPr>
-      <w:r>
-        <w:rPr>
-          <w:b/>
-        </w:rPr>
-        <w:t>独立检查  画出最后一次合并前的两段，并说明单堆代价为什么是0而不是它的箱子数。</w:t>
+        <w:pStyle w:val="Heading2"/>
+        <w:widowControl/>
+      </w:pPr>
+      <w:r>
+        <w:t>独立检查</w:t>
+      </w:r>
+    </w:p>
+    <w:p>
+      <w:pPr>
+        <w:widowControl/>
+      </w:pPr>
+      <w:r>
+        <w:t>画出最后一次合并前的两段，并说明单堆代价为什么是0而不是它的箱子数。</w:t>
       </w:r>
     </w:p>
     <w:p>
@@ -2154,9 +1907,6 @@
         <w:widowControl/>
       </w:pPr>
       <w:r>
-        <w:rPr>
-          <w:b w:val="0"/>
-        </w:rPr>
         <w:t>我的状态和来源  __________________________________________________</w:t>
       </w:r>
     </w:p>
@@ -2166,9 +1916,6 @@
         <w:widowControl/>
       </w:pPr>
       <w:r>
-        <w:rPr>
-          <w:b w:val="0"/>
-        </w:rPr>
         <w:t>我设计的关键测试  __________________________________________________</w:t>
       </w:r>
     </w:p>
@@ -2178,9 +1925,6 @@
         <w:widowControl/>
       </w:pPr>
       <w:r>
-        <w:rPr>
-          <w:b w:val="0"/>
-        </w:rPr>
         <w:t>第一次偏差与修改依据  __________________________________________________</w:t>
       </w:r>
     </w:p>
@@ -2192,9 +1936,6 @@
         <w:widowControl/>
       </w:pPr>
       <w:r>
-        <w:rPr>
-          <w:b w:val="0"/>
-        </w:rPr>
         <w:t>B2 消息沿单向线路传递</w:t>
       </w:r>
       <w:bookmarkEnd w:id="9"/>
@@ -2204,9 +1945,6 @@
         <w:widowControl/>
       </w:pPr>
       <w:r>
-        <w:rPr>
-          <w:b w:val="0"/>
-        </w:rPr>
         <w:t>有n个点、m条有向边，保证无环且没有重复的有向边。给定s、t，问从s到t有多少条路径。路径按经过的边序列区分；s=t时空路径算一种。结果对1000000007取模。</w:t>
       </w:r>
     </w:p>
@@ -2215,9 +1953,6 @@
         <w:widowControl/>
       </w:pPr>
       <w:r>
-        <w:rPr>
-          <w:b w:val="0"/>
-        </w:rPr>
         <w:t>输入第一行n m s t，随后m行u v表示一条从u到v的边。1&lt;=n&lt;=200000，0&lt;=m&lt;=300000。输出一个整数。目标O(n+m)。</w:t>
       </w:r>
     </w:p>
@@ -2229,9 +1964,6 @@
         <w:spacing w:after="20"/>
       </w:pPr>
       <w:r>
-        <w:rPr>
-          <w:b w:val="0"/>
-        </w:rPr>
         <w:t>输入</w:t>
       </w:r>
     </w:p>
@@ -2243,9 +1975,6 @@
         <w:spacing w:after="20"/>
       </w:pPr>
       <w:r>
-        <w:rPr>
-          <w:b w:val="0"/>
-        </w:rPr>
         <w:t>4 4 4 2</w:t>
       </w:r>
     </w:p>
@@ -2257,9 +1986,6 @@
         <w:spacing w:after="20"/>
       </w:pPr>
       <w:r>
-        <w:rPr>
-          <w:b w:val="0"/>
-        </w:rPr>
         <w:t>4 1</w:t>
       </w:r>
     </w:p>
@@ -2271,9 +1997,6 @@
         <w:spacing w:after="20"/>
       </w:pPr>
       <w:r>
-        <w:rPr>
-          <w:b w:val="0"/>
-        </w:rPr>
         <w:t>4 3</w:t>
       </w:r>
     </w:p>
@@ -2285,9 +2008,6 @@
         <w:spacing w:after="20"/>
       </w:pPr>
       <w:r>
-        <w:rPr>
-          <w:b w:val="0"/>
-        </w:rPr>
         <w:t>1 2</w:t>
       </w:r>
     </w:p>
@@ -2299,9 +2019,6 @@
         <w:spacing w:after="20"/>
       </w:pPr>
       <w:r>
-        <w:rPr>
-          <w:b w:val="0"/>
-        </w:rPr>
         <w:t>3 2</w:t>
       </w:r>
     </w:p>
@@ -2313,9 +2030,6 @@
         <w:spacing w:after="20"/>
       </w:pPr>
       <w:r>
-        <w:rPr>
-          <w:b w:val="0"/>
-        </w:rPr>
         <w:t>输出</w:t>
       </w:r>
     </w:p>
@@ -2327,21 +2041,24 @@
         <w:spacing w:after="20"/>
       </w:pPr>
       <w:r>
-        <w:rPr>
-          <w:b w:val="0"/>
-        </w:rPr>
         <w:t>2</w:t>
       </w:r>
     </w:p>
     <w:p>
       <w:pPr>
-        <w:widowControl/>
-      </w:pPr>
-      <w:r>
-        <w:rPr>
-          <w:b/>
-        </w:rPr>
-        <w:t>独立检查  本题编号已经刻意打乱。说明你的处理顺序为什么与编号大小无关，并设计一个不可达终点测试。</w:t>
+        <w:pStyle w:val="Heading2"/>
+        <w:widowControl/>
+      </w:pPr>
+      <w:r>
+        <w:t>独立检查</w:t>
+      </w:r>
+    </w:p>
+    <w:p>
+      <w:pPr>
+        <w:widowControl/>
+      </w:pPr>
+      <w:r>
+        <w:t>本题编号已经刻意打乱。说明你的处理顺序为什么与编号大小无关，并设计一个不可达终点测试。</w:t>
       </w:r>
     </w:p>
     <w:p>
@@ -2350,9 +2067,6 @@
         <w:widowControl/>
       </w:pPr>
       <w:r>
-        <w:rPr>
-          <w:b w:val="0"/>
-        </w:rPr>
         <w:t>我的状态和来源  __________________________________________________</w:t>
       </w:r>
     </w:p>
@@ -2362,9 +2076,6 @@
         <w:widowControl/>
       </w:pPr>
       <w:r>
-        <w:rPr>
-          <w:b w:val="0"/>
-        </w:rPr>
         <w:t>我设计的关键测试  __________________________________________________</w:t>
       </w:r>
     </w:p>
@@ -2374,9 +2085,6 @@
         <w:widowControl/>
       </w:pPr>
       <w:r>
-        <w:rPr>
-          <w:b w:val="0"/>
-        </w:rPr>
         <w:t>第一次偏差与修改依据  __________________________________________________</w:t>
       </w:r>
     </w:p>
@@ -2388,9 +2096,6 @@
         <w:widowControl/>
       </w:pPr>
       <w:r>
-        <w:rPr>
-          <w:b w:val="0"/>
-        </w:rPr>
         <w:t>B3 每天选择一种训练</w:t>
       </w:r>
       <w:bookmarkEnd w:id="10"/>
@@ -2400,9 +2105,6 @@
         <w:widowControl/>
       </w:pPr>
       <w:r>
-        <w:rPr>
-          <w:b w:val="0"/>
-        </w:rPr>
         <w:t>n天内每天必须选A或B，不能连续两天选A，并且恰好有K天选A。每天两种训练各有分数，允许负分。求最大总分；无合法方案时输出IMPOSSIBLE。</w:t>
       </w:r>
     </w:p>
@@ -2411,9 +2113,6 @@
         <w:widowControl/>
       </w:pPr>
       <w:r>
-        <w:rPr>
-          <w:b w:val="0"/>
-        </w:rPr>
         <w:t>输入第一行n K，随后n行每行A分数 B分数。1&lt;=n&lt;=200，0&lt;=K&lt;=n，每个分数的绝对值不超过1000000。输出整数或IMPOSSIBLE。目标O(nK)。</w:t>
       </w:r>
     </w:p>
@@ -2425,9 +2124,6 @@
         <w:spacing w:after="20"/>
       </w:pPr>
       <w:r>
-        <w:rPr>
-          <w:b w:val="0"/>
-        </w:rPr>
         <w:t>输入</w:t>
       </w:r>
     </w:p>
@@ -2439,9 +2135,6 @@
         <w:spacing w:after="20"/>
       </w:pPr>
       <w:r>
-        <w:rPr>
-          <w:b w:val="0"/>
-        </w:rPr>
         <w:t>3 2</w:t>
       </w:r>
     </w:p>
@@ -2453,9 +2146,6 @@
         <w:spacing w:after="20"/>
       </w:pPr>
       <w:r>
-        <w:rPr>
-          <w:b w:val="0"/>
-        </w:rPr>
         <w:t>5 2</w:t>
       </w:r>
     </w:p>
@@ -2467,9 +2157,6 @@
         <w:spacing w:after="20"/>
       </w:pPr>
       <w:r>
-        <w:rPr>
-          <w:b w:val="0"/>
-        </w:rPr>
         <w:t>6 1</w:t>
       </w:r>
     </w:p>
@@ -2481,9 +2168,6 @@
         <w:spacing w:after="20"/>
       </w:pPr>
       <w:r>
-        <w:rPr>
-          <w:b w:val="0"/>
-        </w:rPr>
         <w:t>4 3</w:t>
       </w:r>
     </w:p>
@@ -2495,9 +2179,6 @@
         <w:spacing w:after="20"/>
       </w:pPr>
       <w:r>
-        <w:rPr>
-          <w:b w:val="0"/>
-        </w:rPr>
         <w:t>输出</w:t>
       </w:r>
     </w:p>
@@ -2509,21 +2190,24 @@
         <w:spacing w:after="20"/>
       </w:pPr>
       <w:r>
-        <w:rPr>
-          <w:b w:val="0"/>
-        </w:rPr>
         <w:t>10</w:t>
       </w:r>
     </w:p>
     <w:p>
       <w:pPr>
-        <w:widowControl/>
-      </w:pPr>
-      <w:r>
-        <w:rPr>
-          <w:b/>
-        </w:rPr>
-        <w:t>独立检查  明确“每天必须选择”和“恰好K天”对初值的影响。设计K大到无法安排的测试。</w:t>
+        <w:pStyle w:val="Heading2"/>
+        <w:widowControl/>
+      </w:pPr>
+      <w:r>
+        <w:t>独立检查</w:t>
+      </w:r>
+    </w:p>
+    <w:p>
+      <w:pPr>
+        <w:widowControl/>
+      </w:pPr>
+      <w:r>
+        <w:t>明确“每天必须选择”和“恰好K天”对初值的影响。设计K大到无法安排的测试。</w:t>
       </w:r>
     </w:p>
     <w:p>
@@ -2532,9 +2216,6 @@
         <w:widowControl/>
       </w:pPr>
       <w:r>
-        <w:rPr>
-          <w:b w:val="0"/>
-        </w:rPr>
         <w:t>我的状态和来源  __________________________________________________</w:t>
       </w:r>
     </w:p>
@@ -2544,9 +2225,6 @@
         <w:widowControl/>
       </w:pPr>
       <w:r>
-        <w:rPr>
-          <w:b w:val="0"/>
-        </w:rPr>
         <w:t>我设计的关键测试  __________________________________________________</w:t>
       </w:r>
     </w:p>
@@ -2556,9 +2234,6 @@
         <w:widowControl/>
       </w:pPr>
       <w:r>
-        <w:rPr>
-          <w:b w:val="0"/>
-        </w:rPr>
         <w:t>第一次偏差与修改依据  __________________________________________________</w:t>
       </w:r>
     </w:p>
@@ -2570,9 +2245,6 @@
         <w:widowControl/>
       </w:pPr>
       <w:r>
-        <w:rPr>
-          <w:b w:val="0"/>
-        </w:rPr>
         <w:t>B4 树上的邀请</w:t>
       </w:r>
       <w:bookmarkEnd w:id="11"/>
@@ -2582,9 +2254,6 @@
         <w:widowControl/>
       </w:pPr>
       <w:r>
-        <w:rPr>
-          <w:b w:val="0"/>
-        </w:rPr>
         <w:t>n个人的关系形成一棵树，每个人有一个快乐值。直接相连的两个人不能同时被邀请，允许一个都不邀请。求最大的快乐值总和。</w:t>
       </w:r>
     </w:p>
@@ -2593,9 +2262,6 @@
         <w:widowControl/>
       </w:pPr>
       <w:r>
-        <w:rPr>
-          <w:b w:val="0"/>
-        </w:rPr>
         <w:t>输入第一行n，第二行n个快乐值，接着n-1行每行u v为无向边。1&lt;=n&lt;=100000，快乐值绝对值不超过1000000000。输出精确整数。目标O(n)。深链可能需要避免递归栈过深。</w:t>
       </w:r>
     </w:p>
@@ -2607,9 +2273,6 @@
         <w:spacing w:after="20"/>
       </w:pPr>
       <w:r>
-        <w:rPr>
-          <w:b w:val="0"/>
-        </w:rPr>
         <w:t>输入</w:t>
       </w:r>
     </w:p>
@@ -2621,9 +2284,6 @@
         <w:spacing w:after="20"/>
       </w:pPr>
       <w:r>
-        <w:rPr>
-          <w:b w:val="0"/>
-        </w:rPr>
         <w:t>4</w:t>
       </w:r>
     </w:p>
@@ -2635,9 +2295,6 @@
         <w:spacing w:after="20"/>
       </w:pPr>
       <w:r>
-        <w:rPr>
-          <w:b w:val="0"/>
-        </w:rPr>
         <w:t>5 4 3 6</w:t>
       </w:r>
     </w:p>
@@ -2649,9 +2306,6 @@
         <w:spacing w:after="20"/>
       </w:pPr>
       <w:r>
-        <w:rPr>
-          <w:b w:val="0"/>
-        </w:rPr>
         <w:t>1 2</w:t>
       </w:r>
     </w:p>
@@ -2663,9 +2317,6 @@
         <w:spacing w:after="20"/>
       </w:pPr>
       <w:r>
-        <w:rPr>
-          <w:b w:val="0"/>
-        </w:rPr>
         <w:t>1 3</w:t>
       </w:r>
     </w:p>
@@ -2677,9 +2328,6 @@
         <w:spacing w:after="20"/>
       </w:pPr>
       <w:r>
-        <w:rPr>
-          <w:b w:val="0"/>
-        </w:rPr>
         <w:t>2 4</w:t>
       </w:r>
     </w:p>
@@ -2691,9 +2339,6 @@
         <w:spacing w:after="20"/>
       </w:pPr>
       <w:r>
-        <w:rPr>
-          <w:b w:val="0"/>
-        </w:rPr>
         <w:t>输出</w:t>
       </w:r>
     </w:p>
@@ -2705,21 +2350,24 @@
         <w:spacing w:after="20"/>
       </w:pPr>
       <w:r>
-        <w:rPr>
-          <w:b w:val="0"/>
-        </w:rPr>
         <w:t>11</w:t>
       </w:r>
     </w:p>
     <w:p>
       <w:pPr>
-        <w:widowControl/>
-      </w:pPr>
-      <w:r>
-        <w:rPr>
-          <w:b/>
-        </w:rPr>
-        <w:t>独立检查  分别描述“根被选”和“根没被选”时，孩子子树拥有的自由。自己测试单节点负权值。</w:t>
+        <w:pStyle w:val="Heading2"/>
+        <w:widowControl/>
+      </w:pPr>
+      <w:r>
+        <w:t>独立检查</w:t>
+      </w:r>
+    </w:p>
+    <w:p>
+      <w:pPr>
+        <w:widowControl/>
+      </w:pPr>
+      <w:r>
+        <w:t>分别描述“根被选”和“根没被选”时，孩子子树拥有的自由。自己测试单节点负权值。</w:t>
       </w:r>
     </w:p>
     <w:p>
@@ -2728,9 +2376,6 @@
         <w:widowControl/>
       </w:pPr>
       <w:r>
-        <w:rPr>
-          <w:b w:val="0"/>
-        </w:rPr>
         <w:t>我的状态和来源  __________________________________________________</w:t>
       </w:r>
     </w:p>
@@ -2740,9 +2385,6 @@
         <w:widowControl/>
       </w:pPr>
       <w:r>
-        <w:rPr>
-          <w:b w:val="0"/>
-        </w:rPr>
         <w:t>我设计的关键测试  __________________________________________________</w:t>
       </w:r>
     </w:p>
@@ -2752,9 +2394,6 @@
         <w:widowControl/>
       </w:pPr>
       <w:r>
-        <w:rPr>
-          <w:b w:val="0"/>
-        </w:rPr>
         <w:t>第一次偏差与修改依据  __________________________________________________</w:t>
       </w:r>
     </w:p>
@@ -2766,9 +2405,6 @@
         <w:widowControl/>
       </w:pPr>
       <w:r>
-        <w:rPr>
-          <w:b w:val="0"/>
-        </w:rPr>
         <w:t>B5 到大家家里有多远</w:t>
       </w:r>
       <w:bookmarkEnd w:id="12"/>
@@ -2778,9 +2414,6 @@
         <w:widowControl/>
       </w:pPr>
       <w:r>
-        <w:rPr>
-          <w:b w:val="0"/>
-        </w:rPr>
         <w:t>n个点构成一棵树，每条边长度1。对每个点i，输出它到所有其他点的距离之和，按编号顺序输出n个整数。</w:t>
       </w:r>
     </w:p>
@@ -2789,9 +2422,6 @@
         <w:widowControl/>
       </w:pPr>
       <w:r>
-        <w:rPr>
-          <w:b w:val="0"/>
-        </w:rPr>
         <w:t>输入第一行n，随后n-1行无向边。1&lt;=n&lt;=200000。目标O(n)，使用能容纳距离和的整数类型。</w:t>
       </w:r>
     </w:p>
@@ -2803,9 +2433,6 @@
         <w:spacing w:after="20"/>
       </w:pPr>
       <w:r>
-        <w:rPr>
-          <w:b w:val="0"/>
-        </w:rPr>
         <w:t>输入</w:t>
       </w:r>
     </w:p>
@@ -2817,9 +2444,6 @@
         <w:spacing w:after="20"/>
       </w:pPr>
       <w:r>
-        <w:rPr>
-          <w:b w:val="0"/>
-        </w:rPr>
         <w:t>4</w:t>
       </w:r>
     </w:p>
@@ -2831,9 +2455,6 @@
         <w:spacing w:after="20"/>
       </w:pPr>
       <w:r>
-        <w:rPr>
-          <w:b w:val="0"/>
-        </w:rPr>
         <w:t>1 2</w:t>
       </w:r>
     </w:p>
@@ -2845,9 +2466,6 @@
         <w:spacing w:after="20"/>
       </w:pPr>
       <w:r>
-        <w:rPr>
-          <w:b w:val="0"/>
-        </w:rPr>
         <w:t>2 3</w:t>
       </w:r>
     </w:p>
@@ -2859,9 +2477,6 @@
         <w:spacing w:after="20"/>
       </w:pPr>
       <w:r>
-        <w:rPr>
-          <w:b w:val="0"/>
-        </w:rPr>
         <w:t>3 4</w:t>
       </w:r>
     </w:p>
@@ -2873,9 +2488,6 @@
         <w:spacing w:after="20"/>
       </w:pPr>
       <w:r>
-        <w:rPr>
-          <w:b w:val="0"/>
-        </w:rPr>
         <w:t>输出</w:t>
       </w:r>
     </w:p>
@@ -2887,21 +2499,24 @@
         <w:spacing w:after="20"/>
       </w:pPr>
       <w:r>
-        <w:rPr>
-          <w:b w:val="0"/>
-        </w:rPr>
         <w:t>6 4 4 6</w:t>
       </w:r>
     </w:p>
     <w:p>
       <w:pPr>
-        <w:widowControl/>
-      </w:pPr>
-      <w:r>
-        <w:rPr>
-          <w:b/>
-        </w:rPr>
-        <w:t>独立检查  画出从一个点沿边走向邻居时，被这条边分开的两个点集，分别说明哪一边的点更近。</w:t>
+        <w:pStyle w:val="Heading2"/>
+        <w:widowControl/>
+      </w:pPr>
+      <w:r>
+        <w:t>独立检查</w:t>
+      </w:r>
+    </w:p>
+    <w:p>
+      <w:pPr>
+        <w:widowControl/>
+      </w:pPr>
+      <w:r>
+        <w:t>画出从一个点沿边走向邻居时，被这条边分开的两个点集，分别说明哪一边的点更近。</w:t>
       </w:r>
     </w:p>
     <w:p>
@@ -2910,9 +2525,6 @@
         <w:widowControl/>
       </w:pPr>
       <w:r>
-        <w:rPr>
-          <w:b w:val="0"/>
-        </w:rPr>
         <w:t>我的状态和来源  __________________________________________________</w:t>
       </w:r>
     </w:p>
@@ -2922,9 +2534,6 @@
         <w:widowControl/>
       </w:pPr>
       <w:r>
-        <w:rPr>
-          <w:b w:val="0"/>
-        </w:rPr>
         <w:t>我设计的关键测试  __________________________________________________</w:t>
       </w:r>
     </w:p>
@@ -2934,9 +2543,6 @@
         <w:widowControl/>
       </w:pPr>
       <w:r>
-        <w:rPr>
-          <w:b w:val="0"/>
-        </w:rPr>
         <w:t>第一次偏差与修改依据  __________________________________________________</w:t>
       </w:r>
     </w:p>
@@ -2948,9 +2554,6 @@
         <w:widowControl/>
       </w:pPr>
       <w:r>
-        <w:rPr>
-          <w:b w:val="0"/>
-        </w:rPr>
         <w:t>B6 不挨着的棋子</w:t>
       </w:r>
       <w:bookmarkEnd w:id="13"/>
@@ -2960,9 +2563,6 @@
         <w:widowControl/>
       </w:pPr>
       <w:r>
-        <w:rPr>
-          <w:b w:val="0"/>
-        </w:rPr>
         <w:t>n行m列棋盘，点号可放，井号不能放。任意两个棋子不能在上下或左右相邻的格子，斜着相邻允许。问一共有多少种摆放方式，包括不放棋子的空方案，对1000000007取模。</w:t>
       </w:r>
     </w:p>
@@ -2971,9 +2571,6 @@
         <w:widowControl/>
       </w:pPr>
       <w:r>
-        <w:rPr>
-          <w:b w:val="0"/>
-        </w:rPr>
         <w:t>输入第一行n m，随后n行棋盘。1&lt;=n&lt;=100，1&lt;=m&lt;=8。输出一个整数。可预先列合法行状态及兼容状态；说明你的状态数量和转移次数。</w:t>
       </w:r>
     </w:p>
@@ -2985,9 +2582,6 @@
         <w:spacing w:after="20"/>
       </w:pPr>
       <w:r>
-        <w:rPr>
-          <w:b w:val="0"/>
-        </w:rPr>
         <w:t>输入</w:t>
       </w:r>
     </w:p>
@@ -2999,9 +2593,6 @@
         <w:spacing w:after="20"/>
       </w:pPr>
       <w:r>
-        <w:rPr>
-          <w:b w:val="0"/>
-        </w:rPr>
         <w:t>2 2</w:t>
       </w:r>
     </w:p>
@@ -3013,9 +2604,6 @@
         <w:spacing w:after="20"/>
       </w:pPr>
       <w:r>
-        <w:rPr>
-          <w:b w:val="0"/>
-        </w:rPr>
         <w:t>..</w:t>
       </w:r>
     </w:p>
@@ -3027,9 +2615,6 @@
         <w:spacing w:after="20"/>
       </w:pPr>
       <w:r>
-        <w:rPr>
-          <w:b w:val="0"/>
-        </w:rPr>
         <w:t>..</w:t>
       </w:r>
     </w:p>
@@ -3041,9 +2626,6 @@
         <w:spacing w:after="20"/>
       </w:pPr>
       <w:r>
-        <w:rPr>
-          <w:b w:val="0"/>
-        </w:rPr>
         <w:t>输出</w:t>
       </w:r>
     </w:p>
@@ -3055,21 +2637,24 @@
         <w:spacing w:after="20"/>
       </w:pPr>
       <w:r>
-        <w:rPr>
-          <w:b w:val="0"/>
-        </w:rPr>
         <w:t>7</w:t>
       </w:r>
     </w:p>
     <w:p>
       <w:pPr>
-        <w:widowControl/>
-      </w:pPr>
-      <w:r>
-        <w:rPr>
-          <w:b/>
-        </w:rPr>
-        <w:t>独立检查  明确同一行、相邻两行和障碍分别带来什么合法条件。不要把“棋子个数”和“摆放方式数”混为一谈。</w:t>
+        <w:pStyle w:val="Heading2"/>
+        <w:widowControl/>
+      </w:pPr>
+      <w:r>
+        <w:t>独立检查</w:t>
+      </w:r>
+    </w:p>
+    <w:p>
+      <w:pPr>
+        <w:widowControl/>
+      </w:pPr>
+      <w:r>
+        <w:t>明确同一行、相邻两行和障碍分别带来什么合法条件。不要把“棋子个数”和“摆放方式数”混为一谈。</w:t>
       </w:r>
     </w:p>
     <w:p>
@@ -3078,9 +2663,6 @@
         <w:widowControl/>
       </w:pPr>
       <w:r>
-        <w:rPr>
-          <w:b w:val="0"/>
-        </w:rPr>
         <w:t>我的状态和来源  __________________________________________________</w:t>
       </w:r>
     </w:p>
@@ -3090,9 +2672,6 @@
         <w:widowControl/>
       </w:pPr>
       <w:r>
-        <w:rPr>
-          <w:b w:val="0"/>
-        </w:rPr>
         <w:t>我设计的关键测试  __________________________________________________</w:t>
       </w:r>
     </w:p>
@@ -3102,9 +2681,6 @@
         <w:widowControl/>
       </w:pPr>
       <w:r>
-        <w:rPr>
-          <w:b w:val="0"/>
-        </w:rPr>
         <w:t>第一次偏差与修改依据  __________________________________________________</w:t>
       </w:r>
     </w:p>
@@ -3116,9 +2692,6 @@
         <w:widowControl/>
       </w:pPr>
       <w:r>
-        <w:rPr>
-          <w:b w:val="0"/>
-        </w:rPr>
         <w:t>B7 访问全部城市</w:t>
       </w:r>
       <w:bookmarkEnd w:id="14"/>
@@ -3128,9 +2701,6 @@
         <w:widowControl/>
       </w:pPr>
       <w:r>
-        <w:rPr>
-          <w:b w:val="0"/>
-        </w:rPr>
         <w:t>有n座城市，编号0到n-1。给出所有有向两两费用，费用不一定对称。固定从0出发，每个城市恰好访问一次，最后可以停在任意城市，不必返回0。求最小总费用。</w:t>
       </w:r>
     </w:p>
@@ -3139,9 +2709,6 @@
         <w:widowControl/>
       </w:pPr>
       <w:r>
-        <w:rPr>
-          <w:b w:val="0"/>
-        </w:rPr>
         <w:t>输入第一行n，随后n行，每行n个整数组成费用矩阵；对角线为0。1&lt;=n&lt;=18，其他费用在0至1000000之间。输出一个整数。目标O(2^n*n²)，核算内存。</w:t>
       </w:r>
     </w:p>
@@ -3153,9 +2720,6 @@
         <w:spacing w:after="20"/>
       </w:pPr>
       <w:r>
-        <w:rPr>
-          <w:b w:val="0"/>
-        </w:rPr>
         <w:t>输入</w:t>
       </w:r>
     </w:p>
@@ -3167,9 +2731,6 @@
         <w:spacing w:after="20"/>
       </w:pPr>
       <w:r>
-        <w:rPr>
-          <w:b w:val="0"/>
-        </w:rPr>
         <w:t>3</w:t>
       </w:r>
     </w:p>
@@ -3181,9 +2742,6 @@
         <w:spacing w:after="20"/>
       </w:pPr>
       <w:r>
-        <w:rPr>
-          <w:b w:val="0"/>
-        </w:rPr>
         <w:t>0 2 5</w:t>
       </w:r>
     </w:p>
@@ -3195,9 +2753,6 @@
         <w:spacing w:after="20"/>
       </w:pPr>
       <w:r>
-        <w:rPr>
-          <w:b w:val="0"/>
-        </w:rPr>
         <w:t>2 0 1</w:t>
       </w:r>
     </w:p>
@@ -3209,9 +2764,6 @@
         <w:spacing w:after="20"/>
       </w:pPr>
       <w:r>
-        <w:rPr>
-          <w:b w:val="0"/>
-        </w:rPr>
         <w:t>5 1 0</w:t>
       </w:r>
     </w:p>
@@ -3223,9 +2775,6 @@
         <w:spacing w:after="20"/>
       </w:pPr>
       <w:r>
-        <w:rPr>
-          <w:b w:val="0"/>
-        </w:rPr>
         <w:t>输出</w:t>
       </w:r>
     </w:p>
@@ -3237,21 +2786,24 @@
         <w:spacing w:after="20"/>
       </w:pPr>
       <w:r>
-        <w:rPr>
-          <w:b w:val="0"/>
-        </w:rPr>
         <w:t>3</w:t>
       </w:r>
     </w:p>
     <w:p>
       <w:pPr>
-        <w:widowControl/>
-      </w:pPr>
-      <w:r>
-        <w:rPr>
-          <w:b/>
-        </w:rPr>
-        <w:t>独立检查  找两条已访问集合相同、最后城市不同的历史，说明它们的后续代价可能不同。检查n=1。</w:t>
+        <w:pStyle w:val="Heading2"/>
+        <w:widowControl/>
+      </w:pPr>
+      <w:r>
+        <w:t>独立检查</w:t>
+      </w:r>
+    </w:p>
+    <w:p>
+      <w:pPr>
+        <w:widowControl/>
+      </w:pPr>
+      <w:r>
+        <w:t>找两条已访问集合相同、最后城市不同的历史，说明它们的后续代价可能不同。检查n=1。</w:t>
       </w:r>
     </w:p>
     <w:p>
@@ -3260,9 +2812,6 @@
         <w:widowControl/>
       </w:pPr>
       <w:r>
-        <w:rPr>
-          <w:b w:val="0"/>
-        </w:rPr>
         <w:t>我的状态和来源  __________________________________________________</w:t>
       </w:r>
     </w:p>
@@ -3272,9 +2821,6 @@
         <w:widowControl/>
       </w:pPr>
       <w:r>
-        <w:rPr>
-          <w:b w:val="0"/>
-        </w:rPr>
         <w:t>我设计的关键测试  __________________________________________________</w:t>
       </w:r>
     </w:p>
@@ -3284,9 +2830,6 @@
         <w:widowControl/>
       </w:pPr>
       <w:r>
-        <w:rPr>
-          <w:b w:val="0"/>
-        </w:rPr>
         <w:t>第一次偏差与修改依据  __________________________________________________</w:t>
       </w:r>
     </w:p>
@@ -3298,9 +2841,6 @@
         <w:widowControl/>
       </w:pPr>
       <w:r>
-        <w:rPr>
-          <w:b w:val="0"/>
-        </w:rPr>
         <w:t>B8 两人一起收集</w:t>
       </w:r>
       <w:bookmarkEnd w:id="15"/>
@@ -3310,9 +2850,6 @@
         <w:widowControl/>
       </w:pPr>
       <w:r>
-        <w:rPr>
-          <w:b w:val="0"/>
-        </w:rPr>
         <w:t>在n乘n网格中，每格有一个非负奖励。两人同时从左上角到右下角，每步都向右或向下。每格奖励最多收取一次，即使两人都经过。求总奖励最大值。本题没有障碍。</w:t>
       </w:r>
     </w:p>
@@ -3321,9 +2858,6 @@
         <w:widowControl/>
       </w:pPr>
       <w:r>
-        <w:rPr>
-          <w:b w:val="0"/>
-        </w:rPr>
         <w:t>输入第一行n，随后n行奖励。1&lt;=n&lt;=50，奖励不超过1000000。输出一个整数。目标O(n³)，可以滚动层数。</w:t>
       </w:r>
     </w:p>
@@ -3335,9 +2869,6 @@
         <w:spacing w:after="20"/>
       </w:pPr>
       <w:r>
-        <w:rPr>
-          <w:b w:val="0"/>
-        </w:rPr>
         <w:t>输入</w:t>
       </w:r>
     </w:p>
@@ -3349,9 +2880,6 @@
         <w:spacing w:after="20"/>
       </w:pPr>
       <w:r>
-        <w:rPr>
-          <w:b w:val="0"/>
-        </w:rPr>
         <w:t>2</w:t>
       </w:r>
     </w:p>
@@ -3363,9 +2891,6 @@
         <w:spacing w:after="20"/>
       </w:pPr>
       <w:r>
-        <w:rPr>
-          <w:b w:val="0"/>
-        </w:rPr>
         <w:t>1 2</w:t>
       </w:r>
     </w:p>
@@ -3377,9 +2902,6 @@
         <w:spacing w:after="20"/>
       </w:pPr>
       <w:r>
-        <w:rPr>
-          <w:b w:val="0"/>
-        </w:rPr>
         <w:t>3 4</w:t>
       </w:r>
     </w:p>
@@ -3391,9 +2913,6 @@
         <w:spacing w:after="20"/>
       </w:pPr>
       <w:r>
-        <w:rPr>
-          <w:b w:val="0"/>
-        </w:rPr>
         <w:t>输出</w:t>
       </w:r>
     </w:p>
@@ -3405,21 +2924,24 @@
         <w:spacing w:after="20"/>
       </w:pPr>
       <w:r>
-        <w:rPr>
-          <w:b w:val="0"/>
-        </w:rPr>
         <w:t>10</w:t>
       </w:r>
     </w:p>
     <w:p>
       <w:pPr>
-        <w:widowControl/>
-      </w:pPr>
-      <w:r>
-        <w:rPr>
-          <w:b/>
-        </w:rPr>
-        <w:t>独立检查  证明同一格若被两人经过，一定在相同的步数到达。若这个结论说不清，先不要把重复奖励去掉。</w:t>
+        <w:pStyle w:val="Heading2"/>
+        <w:widowControl/>
+      </w:pPr>
+      <w:r>
+        <w:t>独立检查</w:t>
+      </w:r>
+    </w:p>
+    <w:p>
+      <w:pPr>
+        <w:widowControl/>
+      </w:pPr>
+      <w:r>
+        <w:t>证明同一格若被两人经过，一定在相同的步数到达。若这个结论说不清，先不要把重复奖励去掉。</w:t>
       </w:r>
     </w:p>
     <w:p>
@@ -3428,9 +2950,6 @@
         <w:widowControl/>
       </w:pPr>
       <w:r>
-        <w:rPr>
-          <w:b w:val="0"/>
-        </w:rPr>
         <w:t>我的状态和来源  __________________________________________________</w:t>
       </w:r>
     </w:p>
@@ -3440,9 +2959,6 @@
         <w:widowControl/>
       </w:pPr>
       <w:r>
-        <w:rPr>
-          <w:b w:val="0"/>
-        </w:rPr>
         <w:t>我设计的关键测试  __________________________________________________</w:t>
       </w:r>
     </w:p>
@@ -3452,9 +2968,6 @@
         <w:widowControl/>
       </w:pPr>
       <w:r>
-        <w:rPr>
-          <w:b w:val="0"/>
-        </w:rPr>
         <w:t>第一次偏差与修改依据  __________________________________________________</w:t>
       </w:r>
     </w:p>
@@ -3466,9 +2979,6 @@
         <w:widowControl/>
       </w:pPr>
       <w:r>
-        <w:rPr>
-          <w:b w:val="0"/>
-        </w:rPr>
         <w:t>C1 一段号码中的好数字</w:t>
       </w:r>
       <w:bookmarkEnd w:id="16"/>
@@ -3478,9 +2988,6 @@
         <w:widowControl/>
       </w:pPr>
       <w:r>
-        <w:rPr>
-          <w:b w:val="0"/>
-        </w:rPr>
         <w:t>统计区间[L,R]中的整数，要求十进制表示不含数字4，且所有数位之和是3的倍数。数字0视为合法。没有额外的前导零表示。</w:t>
       </w:r>
     </w:p>
@@ -3489,9 +2996,6 @@
         <w:widowControl/>
       </w:pPr>
       <w:r>
-        <w:rPr>
-          <w:b w:val="0"/>
-        </w:rPr>
         <w:t>输入一行L R，0&lt;=L&lt;=R&lt;=10^18。输出精确整数。目标随十进制位数增长，而不是随R增长。注意L=0时的下界处理。</w:t>
       </w:r>
     </w:p>
@@ -3503,9 +3007,6 @@
         <w:spacing w:after="20"/>
       </w:pPr>
       <w:r>
-        <w:rPr>
-          <w:b w:val="0"/>
-        </w:rPr>
         <w:t>输入</w:t>
       </w:r>
     </w:p>
@@ -3517,9 +3018,6 @@
         <w:spacing w:after="20"/>
       </w:pPr>
       <w:r>
-        <w:rPr>
-          <w:b w:val="0"/>
-        </w:rPr>
         <w:t>0 20</w:t>
       </w:r>
     </w:p>
@@ -3531,9 +3029,6 @@
         <w:spacing w:after="20"/>
       </w:pPr>
       <w:r>
-        <w:rPr>
-          <w:b w:val="0"/>
-        </w:rPr>
         <w:t>输出</w:t>
       </w:r>
     </w:p>
@@ -3545,21 +3040,24 @@
         <w:spacing w:after="20"/>
       </w:pPr>
       <w:r>
-        <w:rPr>
-          <w:b w:val="0"/>
-        </w:rPr>
         <w:t>7</w:t>
       </w:r>
     </w:p>
     <w:p>
       <w:pPr>
-        <w:widowControl/>
-      </w:pPr>
-      <w:r>
-        <w:rPr>
-          <w:b/>
-        </w:rPr>
-        <w:t>独立检查  解释“不超过上界”的限制何时可以解除，以及缓存哪些条件下可以复用。</w:t>
+        <w:pStyle w:val="Heading2"/>
+        <w:widowControl/>
+      </w:pPr>
+      <w:r>
+        <w:t>独立检查</w:t>
+      </w:r>
+    </w:p>
+    <w:p>
+      <w:pPr>
+        <w:widowControl/>
+      </w:pPr>
+      <w:r>
+        <w:t>解释“不超过上界”的限制何时可以解除，以及缓存哪些条件下可以复用。</w:t>
       </w:r>
     </w:p>
     <w:p>
@@ -3568,9 +3066,6 @@
         <w:widowControl/>
       </w:pPr>
       <w:r>
-        <w:rPr>
-          <w:b w:val="0"/>
-        </w:rPr>
         <w:t>我的状态和来源  __________________________________________________</w:t>
       </w:r>
     </w:p>
@@ -3580,9 +3075,6 @@
         <w:widowControl/>
       </w:pPr>
       <w:r>
-        <w:rPr>
-          <w:b w:val="0"/>
-        </w:rPr>
         <w:t>我设计的关键测试  __________________________________________________</w:t>
       </w:r>
     </w:p>
@@ -3592,9 +3084,6 @@
         <w:widowControl/>
       </w:pPr>
       <w:r>
-        <w:rPr>
-          <w:b w:val="0"/>
-        </w:rPr>
         <w:t>第一次偏差与修改依据  __________________________________________________</w:t>
       </w:r>
     </w:p>
@@ -3606,9 +3095,6 @@
         <w:widowControl/>
       </w:pPr>
       <w:r>
-        <w:rPr>
-          <w:b w:val="0"/>
-        </w:rPr>
         <w:t>C2 走到终点平均还要几步</w:t>
       </w:r>
       <w:bookmarkEnd w:id="17"/>
@@ -3618,9 +3104,6 @@
         <w:widowControl/>
       </w:pPr>
       <w:r>
-        <w:rPr>
-          <w:b w:val="0"/>
-        </w:rPr>
         <w:t>从位置0出发，每次有四分之三概率前进1，有四分之一概率前进2。达到或超过位置n时停止。问期望需要几步。</w:t>
       </w:r>
     </w:p>
@@ -3629,9 +3112,6 @@
         <w:widowControl/>
       </w:pPr>
       <w:r>
-        <w:rPr>
-          <w:b w:val="0"/>
-        </w:rPr>
         <w:t>输入一行n，0&lt;=n&lt;=1000000。输出保留6位小数的结果。目标O(n)，使用适当的浮点类型。</w:t>
       </w:r>
     </w:p>
@@ -3643,9 +3123,6 @@
         <w:spacing w:after="20"/>
       </w:pPr>
       <w:r>
-        <w:rPr>
-          <w:b w:val="0"/>
-        </w:rPr>
         <w:t>输入</w:t>
       </w:r>
     </w:p>
@@ -3657,9 +3134,6 @@
         <w:spacing w:after="20"/>
       </w:pPr>
       <w:r>
-        <w:rPr>
-          <w:b w:val="0"/>
-        </w:rPr>
         <w:t>3</w:t>
       </w:r>
     </w:p>
@@ -3671,9 +3145,6 @@
         <w:spacing w:after="20"/>
       </w:pPr>
       <w:r>
-        <w:rPr>
-          <w:b w:val="0"/>
-        </w:rPr>
         <w:t>输出</w:t>
       </w:r>
     </w:p>
@@ -3685,21 +3156,24 @@
         <w:spacing w:after="20"/>
       </w:pPr>
       <w:r>
-        <w:rPr>
-          <w:b w:val="0"/>
-        </w:rPr>
         <w:t>2.562500</w:t>
       </w:r>
     </w:p>
     <w:p>
       <w:pPr>
-        <w:widowControl/>
-      </w:pPr>
-      <w:r>
-        <w:rPr>
-          <w:b/>
-        </w:rPr>
-        <w:t>独立检查  说清已经到达或越过终点时的期望值。手算n=1，再决定数组需要覆盖到哪一个位置。</w:t>
+        <w:pStyle w:val="Heading2"/>
+        <w:widowControl/>
+      </w:pPr>
+      <w:r>
+        <w:t>独立检查</w:t>
+      </w:r>
+    </w:p>
+    <w:p>
+      <w:pPr>
+        <w:widowControl/>
+      </w:pPr>
+      <w:r>
+        <w:t>说清已经到达或越过终点时的期望值。手算n=1，再决定数组需要覆盖到哪一个位置。</w:t>
       </w:r>
     </w:p>
     <w:p>
@@ -3708,9 +3182,6 @@
         <w:widowControl/>
       </w:pPr>
       <w:r>
-        <w:rPr>
-          <w:b w:val="0"/>
-        </w:rPr>
         <w:t>我的状态和来源  __________________________________________________</w:t>
       </w:r>
     </w:p>
@@ -3720,9 +3191,6 @@
         <w:widowControl/>
       </w:pPr>
       <w:r>
-        <w:rPr>
-          <w:b w:val="0"/>
-        </w:rPr>
         <w:t>我设计的关键测试  __________________________________________________</w:t>
       </w:r>
     </w:p>
@@ -3732,9 +3200,6 @@
         <w:widowControl/>
       </w:pPr>
       <w:r>
-        <w:rPr>
-          <w:b w:val="0"/>
-        </w:rPr>
         <w:t>第一次偏差与修改依据  __________________________________________________</w:t>
       </w:r>
     </w:p>
@@ -3746,9 +3211,6 @@
         <w:widowControl/>
       </w:pPr>
       <w:r>
-        <w:rPr>
-          <w:b w:val="0"/>
-        </w:rPr>
         <w:t>C3 跳跃途中获得分数</w:t>
       </w:r>
       <w:bookmarkEnd w:id="18"/>
@@ -3758,9 +3220,6 @@
         <w:widowControl/>
       </w:pPr>
       <w:r>
-        <w:rPr>
-          <w:b w:val="0"/>
-        </w:rPr>
         <w:t>位置0至n，初始在0，每次向前跳1至K格，必须恰好落在n结束。落在i时得a[i]分，允许负数。求最大总得分。</w:t>
       </w:r>
     </w:p>
@@ -3769,9 +3228,6 @@
         <w:widowControl/>
       </w:pPr>
       <w:r>
-        <w:rPr>
-          <w:b w:val="0"/>
-        </w:rPr>
         <w:t>输入第一行n K，第二行a[1]至a[n]。1&lt;=K&lt;=n&lt;=200000，分数绝对值不超过1000000000。输出精确整数。目标O(n)，但先写小规模O(nK)作为核验。</w:t>
       </w:r>
     </w:p>
@@ -3783,9 +3239,6 @@
         <w:spacing w:after="20"/>
       </w:pPr>
       <w:r>
-        <w:rPr>
-          <w:b w:val="0"/>
-        </w:rPr>
         <w:t>输入</w:t>
       </w:r>
     </w:p>
@@ -3797,9 +3250,6 @@
         <w:spacing w:after="20"/>
       </w:pPr>
       <w:r>
-        <w:rPr>
-          <w:b w:val="0"/>
-        </w:rPr>
         <w:t>4 2</w:t>
       </w:r>
     </w:p>
@@ -3811,9 +3261,6 @@
         <w:spacing w:after="20"/>
       </w:pPr>
       <w:r>
-        <w:rPr>
-          <w:b w:val="0"/>
-        </w:rPr>
         <w:t>2 -1 3 1</w:t>
       </w:r>
     </w:p>
@@ -3825,9 +3272,6 @@
         <w:spacing w:after="20"/>
       </w:pPr>
       <w:r>
-        <w:rPr>
-          <w:b w:val="0"/>
-        </w:rPr>
         <w:t>输出</w:t>
       </w:r>
     </w:p>
@@ -3839,21 +3283,24 @@
         <w:spacing w:after="20"/>
       </w:pPr>
       <w:r>
-        <w:rPr>
-          <w:b w:val="0"/>
-        </w:rPr>
         <w:t>6</w:t>
       </w:r>
     </w:p>
     <w:p>
       <w:pPr>
-        <w:widowControl/>
-      </w:pPr>
-      <w:r>
-        <w:rPr>
-          <w:b/>
-        </w:rPr>
-        <w:t>独立检查  写清候选过期的条件，解释等分时保留较晚候选为什么对本题求最值足够。</w:t>
+        <w:pStyle w:val="Heading2"/>
+        <w:widowControl/>
+      </w:pPr>
+      <w:r>
+        <w:t>独立检查</w:t>
+      </w:r>
+    </w:p>
+    <w:p>
+      <w:pPr>
+        <w:widowControl/>
+      </w:pPr>
+      <w:r>
+        <w:t>写清候选过期的条件，解释等分时保留较晚候选为什么对本题求最值足够。</w:t>
       </w:r>
     </w:p>
     <w:p>
@@ -3862,9 +3309,6 @@
         <w:widowControl/>
       </w:pPr>
       <w:r>
-        <w:rPr>
-          <w:b w:val="0"/>
-        </w:rPr>
         <w:t>我的状态和来源  __________________________________________________</w:t>
       </w:r>
     </w:p>
@@ -3874,9 +3318,6 @@
         <w:widowControl/>
       </w:pPr>
       <w:r>
-        <w:rPr>
-          <w:b w:val="0"/>
-        </w:rPr>
         <w:t>我设计的关键测试  __________________________________________________</w:t>
       </w:r>
     </w:p>
@@ -3886,9 +3327,6 @@
         <w:widowControl/>
       </w:pPr>
       <w:r>
-        <w:rPr>
-          <w:b w:val="0"/>
-        </w:rPr>
         <w:t>第一次偏差与修改依据  __________________________________________________</w:t>
       </w:r>
     </w:p>
@@ -3900,9 +3338,6 @@
         <w:widowControl/>
       </w:pPr>
       <w:r>
-        <w:rPr>
-          <w:b w:val="0"/>
-        </w:rPr>
         <w:t>C4 把一排工作分成若干段</w:t>
       </w:r>
       <w:bookmarkEnd w:id="19"/>
@@ -3912,9 +3347,6 @@
         <w:widowControl/>
       </w:pPr>
       <w:r>
-        <w:rPr>
-          <w:b w:val="0"/>
-        </w:rPr>
         <w:t>有n项工作，耗时a[i]为非负整数。把全部工作依次分成若干非空连续段，每段费用是该段耗时总和的平方再加固定费用C，求总费用最小。</w:t>
       </w:r>
     </w:p>
@@ -3923,9 +3355,6 @@
         <w:widowControl/>
       </w:pPr>
       <w:r>
-        <w:rPr>
-          <w:b w:val="0"/>
-        </w:rPr>
         <w:t>输入第一行n C，第二行n个耗时。1&lt;=n&lt;=100000，0&lt;=C&lt;=1000000，0&lt;=a[i]&lt;=100。输出精确整数。先实现O(n²)小规模版本，再利用条件优化。中间交叉乘积需检查类型范围。</w:t>
       </w:r>
     </w:p>
@@ -3937,9 +3366,6 @@
         <w:spacing w:after="20"/>
       </w:pPr>
       <w:r>
-        <w:rPr>
-          <w:b w:val="0"/>
-        </w:rPr>
         <w:t>输入</w:t>
       </w:r>
     </w:p>
@@ -3951,9 +3377,6 @@
         <w:spacing w:after="20"/>
       </w:pPr>
       <w:r>
-        <w:rPr>
-          <w:b w:val="0"/>
-        </w:rPr>
         <w:t>3 2</w:t>
       </w:r>
     </w:p>
@@ -3965,9 +3388,6 @@
         <w:spacing w:after="20"/>
       </w:pPr>
       <w:r>
-        <w:rPr>
-          <w:b w:val="0"/>
-        </w:rPr>
         <w:t>1 2 1</w:t>
       </w:r>
     </w:p>
@@ -3979,9 +3399,6 @@
         <w:spacing w:after="20"/>
       </w:pPr>
       <w:r>
-        <w:rPr>
-          <w:b w:val="0"/>
-        </w:rPr>
         <w:t>输出</w:t>
       </w:r>
     </w:p>
@@ -3993,21 +3410,24 @@
         <w:spacing w:after="20"/>
       </w:pPr>
       <w:r>
-        <w:rPr>
-          <w:b w:val="0"/>
-        </w:rPr>
         <w:t>12</w:t>
       </w:r>
     </w:p>
     <w:p>
       <w:pPr>
-        <w:widowControl/>
-      </w:pPr>
-      <w:r>
-        <w:rPr>
-          <w:b/>
-        </w:rPr>
-        <w:t>独立检查  展开一个候选分界的费用，说明哪部分只与当前前缀有关，哪部分能作为前驱候选保存。检查所有耗时为0的情况。</w:t>
+        <w:pStyle w:val="Heading2"/>
+        <w:widowControl/>
+      </w:pPr>
+      <w:r>
+        <w:t>独立检查</w:t>
+      </w:r>
+    </w:p>
+    <w:p>
+      <w:pPr>
+        <w:widowControl/>
+      </w:pPr>
+      <w:r>
+        <w:t>展开一个候选分界的费用，说明哪部分只与当前前缀有关，哪部分能作为前驱候选保存。检查所有耗时为0的情况。</w:t>
       </w:r>
     </w:p>
     <w:p>
@@ -4016,9 +3436,6 @@
         <w:widowControl/>
       </w:pPr>
       <w:r>
-        <w:rPr>
-          <w:b w:val="0"/>
-        </w:rPr>
         <w:t>我的状态和来源  __________________________________________________</w:t>
       </w:r>
     </w:p>
@@ -4028,9 +3445,6 @@
         <w:widowControl/>
       </w:pPr>
       <w:r>
-        <w:rPr>
-          <w:b w:val="0"/>
-        </w:rPr>
         <w:t>我设计的关键测试  __________________________________________________</w:t>
       </w:r>
     </w:p>
@@ -4040,9 +3454,6 @@
         <w:widowControl/>
       </w:pPr>
       <w:r>
-        <w:rPr>
-          <w:b w:val="0"/>
-        </w:rPr>
         <w:t>第一次偏差与修改依据  __________________________________________________</w:t>
       </w:r>
     </w:p>
@@ -4054,9 +3465,6 @@
         <w:widowControl/>
       </w:pPr>
       <w:r>
-        <w:rPr>
-          <w:b w:val="0"/>
-        </w:rPr>
         <w:t>C5 必须邀请指定人数</w:t>
       </w:r>
       <w:bookmarkEnd w:id="20"/>
@@ -4066,9 +3474,6 @@
         <w:widowControl/>
       </w:pPr>
       <w:r>
-        <w:rPr>
-          <w:b w:val="0"/>
-        </w:rPr>
         <w:t>题意与B4相同，但现在必须恰好邀请K人。快乐值可为负数，无合法方案输出IMPOSSIBLE。</w:t>
       </w:r>
     </w:p>
@@ -4077,9 +3482,6 @@
         <w:widowControl/>
       </w:pPr>
       <w:r>
-        <w:rPr>
-          <w:b w:val="0"/>
-        </w:rPr>
         <w:t>输入第一行n K，第二行n个快乐值，随后n-1条无向边。1&lt;=n&lt;=200，0&lt;=K&lt;=min(n,50)，快乐值绝对值不超过1000000。目标允许O(nK²)的清楚合并写法。</w:t>
       </w:r>
     </w:p>
@@ -4091,9 +3493,6 @@
         <w:spacing w:after="20"/>
       </w:pPr>
       <w:r>
-        <w:rPr>
-          <w:b w:val="0"/>
-        </w:rPr>
         <w:t>输入</w:t>
       </w:r>
     </w:p>
@@ -4105,9 +3504,6 @@
         <w:spacing w:after="20"/>
       </w:pPr>
       <w:r>
-        <w:rPr>
-          <w:b w:val="0"/>
-        </w:rPr>
         <w:t>4 2</w:t>
       </w:r>
     </w:p>
@@ -4119,9 +3515,6 @@
         <w:spacing w:after="20"/>
       </w:pPr>
       <w:r>
-        <w:rPr>
-          <w:b w:val="0"/>
-        </w:rPr>
         <w:t>5 4 3 6</w:t>
       </w:r>
     </w:p>
@@ -4133,9 +3526,6 @@
         <w:spacing w:after="20"/>
       </w:pPr>
       <w:r>
-        <w:rPr>
-          <w:b w:val="0"/>
-        </w:rPr>
         <w:t>1 2</w:t>
       </w:r>
     </w:p>
@@ -4147,9 +3537,6 @@
         <w:spacing w:after="20"/>
       </w:pPr>
       <w:r>
-        <w:rPr>
-          <w:b w:val="0"/>
-        </w:rPr>
         <w:t>1 3</w:t>
       </w:r>
     </w:p>
@@ -4161,9 +3548,6 @@
         <w:spacing w:after="20"/>
       </w:pPr>
       <w:r>
-        <w:rPr>
-          <w:b w:val="0"/>
-        </w:rPr>
         <w:t>2 4</w:t>
       </w:r>
     </w:p>
@@ -4175,9 +3559,6 @@
         <w:spacing w:after="20"/>
       </w:pPr>
       <w:r>
-        <w:rPr>
-          <w:b w:val="0"/>
-        </w:rPr>
         <w:t>输出</w:t>
       </w:r>
     </w:p>
@@ -4189,21 +3570,24 @@
         <w:spacing w:after="20"/>
       </w:pPr>
       <w:r>
-        <w:rPr>
-          <w:b w:val="0"/>
-        </w:rPr>
         <w:t>11</w:t>
       </w:r>
     </w:p>
     <w:p>
       <w:pPr>
-        <w:widowControl/>
-      </w:pPr>
-      <w:r>
-        <w:rPr>
-          <w:b/>
-        </w:rPr>
-        <w:t>独立检查  将“子树内选几个”和“根是否被选”分别说清，解释为什么合并一个孩子时要防止重复使用同一个孩子子树。</w:t>
+        <w:pStyle w:val="Heading2"/>
+        <w:widowControl/>
+      </w:pPr>
+      <w:r>
+        <w:t>独立检查</w:t>
+      </w:r>
+    </w:p>
+    <w:p>
+      <w:pPr>
+        <w:widowControl/>
+      </w:pPr>
+      <w:r>
+        <w:t>将“子树内选几个”和“根是否被选”分别说清，解释为什么合并一个孩子时要防止重复使用同一个孩子子树。</w:t>
       </w:r>
     </w:p>
     <w:p>
@@ -4212,9 +3596,6 @@
         <w:widowControl/>
       </w:pPr>
       <w:r>
-        <w:rPr>
-          <w:b w:val="0"/>
-        </w:rPr>
         <w:t>我的状态和来源  __________________________________________________</w:t>
       </w:r>
     </w:p>
@@ -4224,9 +3605,6 @@
         <w:widowControl/>
       </w:pPr>
       <w:r>
-        <w:rPr>
-          <w:b w:val="0"/>
-        </w:rPr>
         <w:t>我设计的关键测试  __________________________________________________</w:t>
       </w:r>
     </w:p>
@@ -4236,9 +3614,6 @@
         <w:widowControl/>
       </w:pPr>
       <w:r>
-        <w:rPr>
-          <w:b w:val="0"/>
-        </w:rPr>
         <w:t>第一次偏差与修改依据  __________________________________________________</w:t>
       </w:r>
     </w:p>
@@ -4250,9 +3625,6 @@
         <w:widowControl/>
       </w:pPr>
       <w:r>
-        <w:rPr>
-          <w:b w:val="0"/>
-        </w:rPr>
         <w:t>C6 严格上升的奖励路线</w:t>
       </w:r>
       <w:bookmarkEnd w:id="21"/>
@@ -4262,9 +3634,6 @@
         <w:widowControl/>
       </w:pPr>
       <w:r>
-        <w:rPr>
-          <w:b w:val="0"/>
-        </w:rPr>
         <w:t>给出按时间先后排列的n个项目，每个项目有高度h和非负奖励v。可以跳过项目，但选择的项目必须保持原顺序，且高度严格上升。求最大总奖励，允许不选。</w:t>
       </w:r>
     </w:p>
@@ -4273,9 +3642,6 @@
         <w:widowControl/>
       </w:pPr>
       <w:r>
-        <w:rPr>
-          <w:b w:val="0"/>
-        </w:rPr>
         <w:t>输入第一行n，随后n行每行h v。1&lt;=n&lt;=200000，1&lt;=h&lt;=10^9，0&lt;=v&lt;=10^9。目标O(n log n)，先用O(n²)小规模版本验证。</w:t>
       </w:r>
     </w:p>
@@ -4287,9 +3653,6 @@
         <w:spacing w:after="20"/>
       </w:pPr>
       <w:r>
-        <w:rPr>
-          <w:b w:val="0"/>
-        </w:rPr>
         <w:t>输入</w:t>
       </w:r>
     </w:p>
@@ -4301,9 +3664,6 @@
         <w:spacing w:after="20"/>
       </w:pPr>
       <w:r>
-        <w:rPr>
-          <w:b w:val="0"/>
-        </w:rPr>
         <w:t>4</w:t>
       </w:r>
     </w:p>
@@ -4315,9 +3675,6 @@
         <w:spacing w:after="20"/>
       </w:pPr>
       <w:r>
-        <w:rPr>
-          <w:b w:val="0"/>
-        </w:rPr>
         <w:t>2 5</w:t>
       </w:r>
     </w:p>
@@ -4329,9 +3686,6 @@
         <w:spacing w:after="20"/>
       </w:pPr>
       <w:r>
-        <w:rPr>
-          <w:b w:val="0"/>
-        </w:rPr>
         <w:t>2 8</w:t>
       </w:r>
     </w:p>
@@ -4343,9 +3697,6 @@
         <w:spacing w:after="20"/>
       </w:pPr>
       <w:r>
-        <w:rPr>
-          <w:b w:val="0"/>
-        </w:rPr>
         <w:t>3 4</w:t>
       </w:r>
     </w:p>
@@ -4357,9 +3708,6 @@
         <w:spacing w:after="20"/>
       </w:pPr>
       <w:r>
-        <w:rPr>
-          <w:b w:val="0"/>
-        </w:rPr>
         <w:t>1 20</w:t>
       </w:r>
     </w:p>
@@ -4371,9 +3719,6 @@
         <w:spacing w:after="20"/>
       </w:pPr>
       <w:r>
-        <w:rPr>
-          <w:b w:val="0"/>
-        </w:rPr>
         <w:t>输出</w:t>
       </w:r>
     </w:p>
@@ -4385,21 +3730,24 @@
         <w:spacing w:after="20"/>
       </w:pPr>
       <w:r>
-        <w:rPr>
-          <w:b w:val="0"/>
-        </w:rPr>
         <w:t>20</w:t>
       </w:r>
     </w:p>
     <w:p>
       <w:pPr>
-        <w:widowControl/>
-      </w:pPr>
-      <w:r>
-        <w:rPr>
-          <w:b/>
-        </w:rPr>
-        <w:t>独立检查  本题最大化的是奖励，不是长度。解释第一册最长上升子序列的len数组为什么不能直接作为答案。</w:t>
+        <w:pStyle w:val="Heading2"/>
+        <w:widowControl/>
+      </w:pPr>
+      <w:r>
+        <w:t>独立检查</w:t>
+      </w:r>
+    </w:p>
+    <w:p>
+      <w:pPr>
+        <w:widowControl/>
+      </w:pPr>
+      <w:r>
+        <w:t>本题最大化的是奖励，不是长度。解释第一册最长上升子序列的len数组为什么不能直接作为答案。</w:t>
       </w:r>
     </w:p>
     <w:p>
@@ -4408,9 +3756,6 @@
         <w:widowControl/>
       </w:pPr>
       <w:r>
-        <w:rPr>
-          <w:b w:val="0"/>
-        </w:rPr>
         <w:t>我的状态和来源  __________________________________________________</w:t>
       </w:r>
     </w:p>
@@ -4420,9 +3765,6 @@
         <w:widowControl/>
       </w:pPr>
       <w:r>
-        <w:rPr>
-          <w:b w:val="0"/>
-        </w:rPr>
         <w:t>我设计的关键测试  __________________________________________________</w:t>
       </w:r>
     </w:p>
@@ -4432,9 +3774,6 @@
         <w:widowControl/>
       </w:pPr>
       <w:r>
-        <w:rPr>
-          <w:b w:val="0"/>
-        </w:rPr>
         <w:t>第一次偏差与修改依据  __________________________________________________</w:t>
       </w:r>
     </w:p>
@@ -4446,9 +3785,6 @@
         <w:widowControl/>
       </w:pPr>
       <w:r>
-        <w:rPr>
-          <w:b w:val="0"/>
-        </w:rPr>
         <w:t>D1 为展览挑作品</w:t>
       </w:r>
       <w:bookmarkEnd w:id="22"/>
@@ -4458,9 +3794,6 @@
         <w:widowControl/>
       </w:pPr>
       <w:r>
-        <w:rPr>
-          <w:b w:val="0"/>
-        </w:rPr>
         <w:t>一排n件作品，价值为非负整数。最多选K件，不能选相邻两件，选中价值总和除以3必须余1。求满足条件的最大价值总和，无合法方案输出-1。</w:t>
       </w:r>
     </w:p>
@@ -4469,9 +3802,6 @@
         <w:widowControl/>
       </w:pPr>
       <w:r>
-        <w:rPr>
-          <w:b w:val="0"/>
-        </w:rPr>
         <w:t>输入第一行n K，第二行n个价值。1&lt;=n&lt;=200，0&lt;=K&lt;=30，0&lt;=价值&lt;=1000000。目标O(nK)，余数和是否选上一件只产生常数因子。</w:t>
       </w:r>
     </w:p>
@@ -4483,9 +3813,6 @@
         <w:spacing w:after="20"/>
       </w:pPr>
       <w:r>
-        <w:rPr>
-          <w:b w:val="0"/>
-        </w:rPr>
         <w:t>输入</w:t>
       </w:r>
     </w:p>
@@ -4497,9 +3824,6 @@
         <w:spacing w:after="20"/>
       </w:pPr>
       <w:r>
-        <w:rPr>
-          <w:b w:val="0"/>
-        </w:rPr>
         <w:t>4 2</w:t>
       </w:r>
     </w:p>
@@ -4511,9 +3835,6 @@
         <w:spacing w:after="20"/>
       </w:pPr>
       <w:r>
-        <w:rPr>
-          <w:b w:val="0"/>
-        </w:rPr>
         <w:t>4 5 6 7</w:t>
       </w:r>
     </w:p>
@@ -4525,9 +3846,6 @@
         <w:spacing w:after="20"/>
       </w:pPr>
       <w:r>
-        <w:rPr>
-          <w:b w:val="0"/>
-        </w:rPr>
         <w:t>输出</w:t>
       </w:r>
     </w:p>
@@ -4539,21 +3857,24 @@
         <w:spacing w:after="20"/>
       </w:pPr>
       <w:r>
-        <w:rPr>
-          <w:b w:val="0"/>
-        </w:rPr>
         <w:t>10</w:t>
       </w:r>
     </w:p>
     <w:p>
       <w:pPr>
-        <w:widowControl/>
-      </w:pPr>
-      <w:r>
-        <w:rPr>
-          <w:b/>
-        </w:rPr>
-        <w:t>独立检查  先指出每个限制分别需要保留什么历史，再决定哪些终止状态可以成为答案。</w:t>
+        <w:pStyle w:val="Heading2"/>
+        <w:widowControl/>
+      </w:pPr>
+      <w:r>
+        <w:t>独立检查</w:t>
+      </w:r>
+    </w:p>
+    <w:p>
+      <w:pPr>
+        <w:widowControl/>
+      </w:pPr>
+      <w:r>
+        <w:t>先指出每个限制分别需要保留什么历史，再决定哪些终止状态可以成为答案。</w:t>
       </w:r>
     </w:p>
     <w:p>
@@ -4562,9 +3883,6 @@
         <w:widowControl/>
       </w:pPr>
       <w:r>
-        <w:rPr>
-          <w:b w:val="0"/>
-        </w:rPr>
         <w:t>我的状态和来源  __________________________________________________</w:t>
       </w:r>
     </w:p>
@@ -4574,9 +3892,6 @@
         <w:widowControl/>
       </w:pPr>
       <w:r>
-        <w:rPr>
-          <w:b w:val="0"/>
-        </w:rPr>
         <w:t>我设计的关键测试  __________________________________________________</w:t>
       </w:r>
     </w:p>
@@ -4586,9 +3901,6 @@
         <w:widowControl/>
       </w:pPr>
       <w:r>
-        <w:rPr>
-          <w:b w:val="0"/>
-        </w:rPr>
         <w:t>第一次偏差与修改依据  __________________________________________________</w:t>
       </w:r>
     </w:p>
@@ -4600,9 +3912,6 @@
         <w:widowControl/>
       </w:pPr>
       <w:r>
-        <w:rPr>
-          <w:b w:val="0"/>
-        </w:rPr>
         <w:t>D2 安排互不冲突的活动</w:t>
       </w:r>
       <w:bookmarkEnd w:id="23"/>
@@ -4612,9 +3921,6 @@
         <w:widowControl/>
       </w:pPr>
       <w:r>
-        <w:rPr>
-          <w:b w:val="0"/>
-        </w:rPr>
         <w:t>有n个活动，每个活动占用半开时间区间[start,end)，收益为value。你可以选择一些活动，任意时刻最多参加一个，求总收益最大。前一个活动在t结束，另一个在t开始，可以同时选择二者。允许不参加。</w:t>
       </w:r>
     </w:p>
@@ -4623,9 +3929,6 @@
         <w:widowControl/>
       </w:pPr>
       <w:r>
-        <w:rPr>
-          <w:b w:val="0"/>
-        </w:rPr>
         <w:t>输入第一行n，随后n行start end value。1&lt;=n&lt;=200000，0&lt;=start&lt;end&lt;=10^9，0&lt;=value&lt;=10^9。目标O(n log n)。本题不提示模型，可结合排序、二分与已学方法。</w:t>
       </w:r>
     </w:p>
@@ -4637,9 +3940,6 @@
         <w:spacing w:after="20"/>
       </w:pPr>
       <w:r>
-        <w:rPr>
-          <w:b w:val="0"/>
-        </w:rPr>
         <w:t>输入</w:t>
       </w:r>
     </w:p>
@@ -4651,9 +3951,6 @@
         <w:spacing w:after="20"/>
       </w:pPr>
       <w:r>
-        <w:rPr>
-          <w:b w:val="0"/>
-        </w:rPr>
         <w:t>3</w:t>
       </w:r>
     </w:p>
@@ -4665,9 +3962,6 @@
         <w:spacing w:after="20"/>
       </w:pPr>
       <w:r>
-        <w:rPr>
-          <w:b w:val="0"/>
-        </w:rPr>
         <w:t>0 3 5</w:t>
       </w:r>
     </w:p>
@@ -4679,9 +3973,6 @@
         <w:spacing w:after="20"/>
       </w:pPr>
       <w:r>
-        <w:rPr>
-          <w:b w:val="0"/>
-        </w:rPr>
         <w:t>3 5 4</w:t>
       </w:r>
     </w:p>
@@ -4693,9 +3984,6 @@
         <w:spacing w:after="20"/>
       </w:pPr>
       <w:r>
-        <w:rPr>
-          <w:b w:val="0"/>
-        </w:rPr>
         <w:t>1 5 8</w:t>
       </w:r>
     </w:p>
@@ -4707,9 +3995,6 @@
         <w:spacing w:after="20"/>
       </w:pPr>
       <w:r>
-        <w:rPr>
-          <w:b w:val="0"/>
-        </w:rPr>
         <w:t>输出</w:t>
       </w:r>
     </w:p>
@@ -4721,21 +4006,24 @@
         <w:spacing w:after="20"/>
       </w:pPr>
       <w:r>
-        <w:rPr>
-          <w:b w:val="0"/>
-        </w:rPr>
         <w:t>9</w:t>
       </w:r>
     </w:p>
     <w:p>
       <w:pPr>
-        <w:widowControl/>
-      </w:pPr>
-      <w:r>
-        <w:rPr>
-          <w:b/>
-        </w:rPr>
-        <w:t>独立检查  用样例检验“选单个收益最大的活动”是否正确。说明你怎样快速找到可以接在当前活动前面的范围。</w:t>
+        <w:pStyle w:val="Heading2"/>
+        <w:widowControl/>
+      </w:pPr>
+      <w:r>
+        <w:t>独立检查</w:t>
+      </w:r>
+    </w:p>
+    <w:p>
+      <w:pPr>
+        <w:widowControl/>
+      </w:pPr>
+      <w:r>
+        <w:t>用样例检验“选单个收益最大的活动”是否正确。说明你怎样快速找到可以接在当前活动前面的范围。</w:t>
       </w:r>
     </w:p>
     <w:p>
@@ -4744,9 +4032,6 @@
         <w:widowControl/>
       </w:pPr>
       <w:r>
-        <w:rPr>
-          <w:b w:val="0"/>
-        </w:rPr>
         <w:t>我的状态和来源  __________________________________________________</w:t>
       </w:r>
     </w:p>
@@ -4756,9 +4041,6 @@
         <w:widowControl/>
       </w:pPr>
       <w:r>
-        <w:rPr>
-          <w:b w:val="0"/>
-        </w:rPr>
         <w:t>我设计的关键测试  __________________________________________________</w:t>
       </w:r>
     </w:p>
@@ -4768,9 +4050,6 @@
         <w:widowControl/>
       </w:pPr>
       <w:r>
-        <w:rPr>
-          <w:b w:val="0"/>
-        </w:rPr>
         <w:t>第一次偏差与修改依据  __________________________________________________</w:t>
       </w:r>
     </w:p>
@@ -4782,9 +4061,6 @@
         <w:widowControl/>
       </w:pPr>
       <w:r>
-        <w:rPr>
-          <w:b w:val="0"/>
-        </w:rPr>
         <w:t>D3 同时装进重量和体积</w:t>
       </w:r>
       <w:bookmarkEnd w:id="24"/>
@@ -4794,9 +4070,6 @@
         <w:widowControl/>
       </w:pPr>
       <w:r>
-        <w:rPr>
-          <w:b w:val="0"/>
-        </w:rPr>
         <w:t>有n件物品，每件只能拿一次，分别有重量w、体积v、收益p。总重量不超过W且总体积不超过V，求最大收益，允许空集。</w:t>
       </w:r>
     </w:p>
@@ -4805,9 +4078,6 @@
         <w:widowControl/>
       </w:pPr>
       <w:r>
-        <w:rPr>
-          <w:b w:val="0"/>
-        </w:rPr>
         <w:t>输入第一行n W V；随后n行w v p。1&lt;=n&lt;=60，0&lt;=W,V&lt;=100，1&lt;=w,v&lt;=100，0&lt;=p&lt;=1000000。目标O(nWV)。</w:t>
       </w:r>
     </w:p>
@@ -4819,9 +4089,6 @@
         <w:spacing w:after="20"/>
       </w:pPr>
       <w:r>
-        <w:rPr>
-          <w:b w:val="0"/>
-        </w:rPr>
         <w:t>输入</w:t>
       </w:r>
     </w:p>
@@ -4833,9 +4100,6 @@
         <w:spacing w:after="20"/>
       </w:pPr>
       <w:r>
-        <w:rPr>
-          <w:b w:val="0"/>
-        </w:rPr>
         <w:t>3 3 3</w:t>
       </w:r>
     </w:p>
@@ -4847,9 +4111,6 @@
         <w:spacing w:after="20"/>
       </w:pPr>
       <w:r>
-        <w:rPr>
-          <w:b w:val="0"/>
-        </w:rPr>
         <w:t>2 1 4</w:t>
       </w:r>
     </w:p>
@@ -4861,9 +4122,6 @@
         <w:spacing w:after="20"/>
       </w:pPr>
       <w:r>
-        <w:rPr>
-          <w:b w:val="0"/>
-        </w:rPr>
         <w:t>1 2 5</w:t>
       </w:r>
     </w:p>
@@ -4875,9 +4133,6 @@
         <w:spacing w:after="20"/>
       </w:pPr>
       <w:r>
-        <w:rPr>
-          <w:b w:val="0"/>
-        </w:rPr>
         <w:t>3 3 10</w:t>
       </w:r>
     </w:p>
@@ -4889,9 +4144,6 @@
         <w:spacing w:after="20"/>
       </w:pPr>
       <w:r>
-        <w:rPr>
-          <w:b w:val="0"/>
-        </w:rPr>
         <w:t>输出</w:t>
       </w:r>
     </w:p>
@@ -4903,21 +4155,24 @@
         <w:spacing w:after="20"/>
       </w:pPr>
       <w:r>
-        <w:rPr>
-          <w:b w:val="0"/>
-        </w:rPr>
         <w:t>10</w:t>
       </w:r>
     </w:p>
     <w:p>
       <w:pPr>
-        <w:widowControl/>
-      </w:pPr>
-      <w:r>
-        <w:rPr>
-          <w:b/>
-        </w:rPr>
-        <w:t>独立检查  如果只记剩余重量，会遗漏哪一种会影响未来的资源？压缩物品维后，解释两种容量的遍历方向。</w:t>
+        <w:pStyle w:val="Heading2"/>
+        <w:widowControl/>
+      </w:pPr>
+      <w:r>
+        <w:t>独立检查</w:t>
+      </w:r>
+    </w:p>
+    <w:p>
+      <w:pPr>
+        <w:widowControl/>
+      </w:pPr>
+      <w:r>
+        <w:t>如果只记剩余重量，会遗漏哪一种会影响未来的资源？压缩物品维后，解释两种容量的遍历方向。</w:t>
       </w:r>
     </w:p>
     <w:p>
@@ -4926,9 +4181,6 @@
         <w:widowControl/>
       </w:pPr>
       <w:r>
-        <w:rPr>
-          <w:b w:val="0"/>
-        </w:rPr>
         <w:t>我的状态和来源  __________________________________________________</w:t>
       </w:r>
     </w:p>
@@ -4938,9 +4190,6 @@
         <w:widowControl/>
       </w:pPr>
       <w:r>
-        <w:rPr>
-          <w:b w:val="0"/>
-        </w:rPr>
         <w:t>我设计的关键测试  __________________________________________________</w:t>
       </w:r>
     </w:p>
@@ -4950,9 +4199,6 @@
         <w:widowControl/>
       </w:pPr>
       <w:r>
-        <w:rPr>
-          <w:b w:val="0"/>
-        </w:rPr>
         <w:t>第一次偏差与修改依据  __________________________________________________</w:t>
       </w:r>
     </w:p>
@@ -4964,9 +4210,6 @@
         <w:widowControl/>
       </w:pPr>
       <w:r>
-        <w:rPr>
-          <w:b w:val="0"/>
-        </w:rPr>
         <w:t>D4 数出不同下标的目标子序列</w:t>
       </w:r>
       <w:bookmarkEnd w:id="25"/>
@@ -4976,9 +4219,6 @@
         <w:widowControl/>
       </w:pPr>
       <w:r>
-        <w:rPr>
-          <w:b w:val="0"/>
-        </w:rPr>
         <w:t>给出字符串S与T，只含大写字母。问S中有多少种不同的下标选择，按顺序取出后恰好等于T。只要下标组合不同就算不同方式，即使得到的字母相同。结果对1000000007取模。</w:t>
       </w:r>
     </w:p>
@@ -4987,9 +4227,6 @@
         <w:widowControl/>
       </w:pPr>
       <w:r>
-        <w:rPr>
-          <w:b w:val="0"/>
-        </w:rPr>
         <w:t>输入两行S和T，1&lt;=|S|&lt;=100000，1&lt;=|T|&lt;=100。目标O(|S|*|T|)。</w:t>
       </w:r>
     </w:p>
@@ -5001,9 +4238,6 @@
         <w:spacing w:after="20"/>
       </w:pPr>
       <w:r>
-        <w:rPr>
-          <w:b w:val="0"/>
-        </w:rPr>
         <w:t>输入</w:t>
       </w:r>
     </w:p>
@@ -5015,9 +4249,6 @@
         <w:spacing w:after="20"/>
       </w:pPr>
       <w:r>
-        <w:rPr>
-          <w:b w:val="0"/>
-        </w:rPr>
         <w:t>AAA</w:t>
       </w:r>
     </w:p>
@@ -5029,9 +4260,6 @@
         <w:spacing w:after="20"/>
       </w:pPr>
       <w:r>
-        <w:rPr>
-          <w:b w:val="0"/>
-        </w:rPr>
         <w:t>AA</w:t>
       </w:r>
     </w:p>
@@ -5043,9 +4271,6 @@
         <w:spacing w:after="20"/>
       </w:pPr>
       <w:r>
-        <w:rPr>
-          <w:b w:val="0"/>
-        </w:rPr>
         <w:t>输出</w:t>
       </w:r>
     </w:p>
@@ -5057,21 +4282,24 @@
         <w:spacing w:after="20"/>
       </w:pPr>
       <w:r>
-        <w:rPr>
-          <w:b w:val="0"/>
-        </w:rPr>
         <w:t>3</w:t>
       </w:r>
     </w:p>
     <w:p>
       <w:pPr>
-        <w:widowControl/>
-      </w:pPr>
-      <w:r>
-        <w:rPr>
-          <w:b/>
-        </w:rPr>
-        <w:t>独立检查  本题与“最长公共子序列长度”输出的对象不同。请先列出样例中的下标组合，再定义状态。解释一个S位置能否在同一方案中被用两次。</w:t>
+        <w:pStyle w:val="Heading2"/>
+        <w:widowControl/>
+      </w:pPr>
+      <w:r>
+        <w:t>独立检查</w:t>
+      </w:r>
+    </w:p>
+    <w:p>
+      <w:pPr>
+        <w:widowControl/>
+      </w:pPr>
+      <w:r>
+        <w:t>本题与“最长公共子序列长度”输出的对象不同。请先列出样例中的下标组合，再定义状态。解释一个S位置能否在同一方案中被用两次。</w:t>
       </w:r>
     </w:p>
     <w:p>
@@ -5080,9 +4308,6 @@
         <w:widowControl/>
       </w:pPr>
       <w:r>
-        <w:rPr>
-          <w:b w:val="0"/>
-        </w:rPr>
         <w:t>我的状态和来源  __________________________________________________</w:t>
       </w:r>
     </w:p>
@@ -5092,9 +4317,6 @@
         <w:widowControl/>
       </w:pPr>
       <w:r>
-        <w:rPr>
-          <w:b w:val="0"/>
-        </w:rPr>
         <w:t>我设计的关键测试  __________________________________________________</w:t>
       </w:r>
     </w:p>
@@ -5104,9 +4326,6 @@
         <w:widowControl/>
       </w:pPr>
       <w:r>
-        <w:rPr>
-          <w:b w:val="0"/>
-        </w:rPr>
         <w:t>第一次偏差与修改依据  __________________________________________________</w:t>
       </w:r>
     </w:p>
@@ -5118,9 +4337,6 @@
         <w:widowControl/>
       </w:pPr>
       <w:r>
-        <w:rPr>
-          <w:b w:val="0"/>
-        </w:rPr>
         <w:t>四次阶段验收</w:t>
       </w:r>
       <w:bookmarkEnd w:id="26"/>
@@ -5130,9 +4346,6 @@
         <w:widowControl/>
       </w:pPr>
       <w:r>
-        <w:rPr>
-          <w:b w:val="0"/>
-        </w:rPr>
         <w:t>验收一在A组学习后进行：随机选择A2与A4中的一道，隔天换另一道。不得先告诉孩子模型名。重点看状态含义、不可达或非空条件、独立实现与三类测试。</w:t>
       </w:r>
     </w:p>
@@ -5141,9 +4354,6 @@
         <w:widowControl/>
       </w:pPr>
       <w:r>
-        <w:rPr>
-          <w:b w:val="0"/>
-        </w:rPr>
         <w:t>验收二在B组学习后进行：先从B1、B3、B4、B7选一题独立完成，再改变一项规则，只要求重新建模。例如把至多改成恰好，或把不返回起点改为必须返回。重点看能否解释新条件影响哪个状态。</w:t>
       </w:r>
     </w:p>
@@ -5152,9 +4362,6 @@
         <w:widowControl/>
       </w:pPr>
       <w:r>
-        <w:rPr>
-          <w:b w:val="0"/>
-        </w:rPr>
         <w:t>验收三在优化学习后进行：从C3、C4、C6中选择已学过前置知识的一题。要求同时提交小规模慢版、快版、若干自动或手工核验结果，以及删除候选的理由。只交快代码不算完成这一验收。</w:t>
       </w:r>
     </w:p>
@@ -5163,9 +4370,6 @@
         <w:widowControl/>
       </w:pPr>
       <w:r>
-        <w:rPr>
-          <w:b w:val="0"/>
-        </w:rPr>
         <w:t>验收四用D组检验混合迁移：打乱题序，分多次完成。先独立判断是否需要DP、是否需要其他算法辅助，不要求同一天做完。若看过核验思路，换一个同结构的新题再测独立性。</w:t>
       </w:r>
     </w:p>
@@ -5175,9 +4379,6 @@
         <w:widowControl/>
       </w:pPr>
       <w:r>
-        <w:rPr>
-          <w:b w:val="0"/>
-        </w:rPr>
         <w:t>掌握状态由证据决定</w:t>
       </w:r>
     </w:p>
@@ -5221,7 +4422,7 @@
           <w:p>
             <w:pPr>
               <w:pStyle w:val="TableText"/>
-              <w:keepNext w:val="0"/>
+              <w:keepNext/>
             </w:pPr>
             <w:r>
               <w:rPr>
@@ -5246,7 +4447,7 @@
           <w:p>
             <w:pPr>
               <w:pStyle w:val="TableText"/>
-              <w:keepNext w:val="0"/>
+              <w:keepNext/>
             </w:pPr>
             <w:r>
               <w:rPr>
@@ -5271,7 +4472,7 @@
           <w:p>
             <w:pPr>
               <w:pStyle w:val="TableText"/>
-              <w:keepNext w:val="0"/>
+              <w:keepNext/>
             </w:pPr>
             <w:r>
               <w:rPr>
@@ -5300,7 +4501,7 @@
           <w:p>
             <w:pPr>
               <w:pStyle w:val="TableText"/>
-              <w:keepNext w:val="0"/>
+              <w:keepNext/>
             </w:pPr>
             <w:r>
               <w:rPr>
@@ -5324,7 +4525,7 @@
           <w:p>
             <w:pPr>
               <w:pStyle w:val="TableText"/>
-              <w:keepNext w:val="0"/>
+              <w:keepNext/>
             </w:pPr>
             <w:r>
               <w:rPr>
@@ -5348,7 +4549,7 @@
           <w:p>
             <w:pPr>
               <w:pStyle w:val="TableText"/>
-              <w:keepNext w:val="0"/>
+              <w:keepNext/>
             </w:pPr>
             <w:r>
               <w:rPr>
@@ -5377,7 +4578,7 @@
           <w:p>
             <w:pPr>
               <w:pStyle w:val="TableText"/>
-              <w:keepNext w:val="0"/>
+              <w:keepNext/>
             </w:pPr>
             <w:r>
               <w:rPr>
@@ -5401,7 +4602,7 @@
           <w:p>
             <w:pPr>
               <w:pStyle w:val="TableText"/>
-              <w:keepNext w:val="0"/>
+              <w:keepNext/>
             </w:pPr>
             <w:r>
               <w:rPr>
@@ -5425,7 +4626,7 @@
           <w:p>
             <w:pPr>
               <w:pStyle w:val="TableText"/>
-              <w:keepNext w:val="0"/>
+              <w:keepNext/>
             </w:pPr>
             <w:r>
               <w:rPr>
@@ -5454,7 +4655,7 @@
           <w:p>
             <w:pPr>
               <w:pStyle w:val="TableText"/>
-              <w:keepNext w:val="0"/>
+              <w:keepNext/>
             </w:pPr>
             <w:r>
               <w:rPr>
@@ -5478,7 +4679,7 @@
           <w:p>
             <w:pPr>
               <w:pStyle w:val="TableText"/>
-              <w:keepNext w:val="0"/>
+              <w:keepNext/>
             </w:pPr>
             <w:r>
               <w:rPr>
@@ -5502,7 +4703,7 @@
           <w:p>
             <w:pPr>
               <w:pStyle w:val="TableText"/>
-              <w:keepNext w:val="0"/>
+              <w:keepNext/>
             </w:pPr>
             <w:r>
               <w:rPr>
@@ -5596,20 +4797,13 @@
         <w:pStyle w:val="Tiny"/>
         <w:widowControl/>
       </w:pPr>
-      <w:r>
-        <w:rPr>
-          <w:b w:val="0"/>
-        </w:rPr>
-      </w:r>
-    </w:p>
-    <w:p>
-      <w:pPr>
-        <w:widowControl/>
-      </w:pPr>
-      <w:r>
-        <w:rPr>
-          <w:b w:val="0"/>
-        </w:rPr>
+      <w:r/>
+    </w:p>
+    <w:p>
+      <w:pPr>
+        <w:widowControl/>
+      </w:pPr>
+      <w:r>
         <w:t>这些状态可以随专题不同而不同。你可能已经熟悉线性DP，同时刚开始树形DP，这很正常。学习记录不填预设的“已掌握”，只写实际作品和得到的帮助。</w:t>
       </w:r>
     </w:p>
@@ -5621,9 +4815,6 @@
         <w:widowControl/>
       </w:pPr>
       <w:r>
-        <w:rPr>
-          <w:b w:val="0"/>
-        </w:rPr>
         <w:t>孩子自己的复盘页</w:t>
       </w:r>
       <w:bookmarkEnd w:id="27"/>
@@ -5633,9 +4824,6 @@
         <w:widowControl/>
       </w:pPr>
       <w:r>
-        <w:rPr>
-          <w:b w:val="0"/>
-        </w:rPr>
         <w:t>本次题号与日期：____________________________</w:t>
       </w:r>
     </w:p>
@@ -5644,9 +4832,6 @@
         <w:widowControl/>
       </w:pPr>
       <w:r>
-        <w:rPr>
-          <w:b w:val="0"/>
-        </w:rPr>
         <w:t>我最初怎样理解题目：________________________</w:t>
       </w:r>
     </w:p>
@@ -5655,9 +4840,6 @@
         <w:widowControl/>
       </w:pPr>
       <w:r>
-        <w:rPr>
-          <w:b w:val="0"/>
-        </w:rPr>
         <w:t>我后来发现的第一处偏差：____________________</w:t>
       </w:r>
     </w:p>
@@ -5666,9 +4848,6 @@
         <w:widowControl/>
       </w:pPr>
       <w:r>
-        <w:rPr>
-          <w:b w:val="0"/>
-        </w:rPr>
         <w:t>让我改变想法的例子或证据：__________________</w:t>
       </w:r>
     </w:p>
@@ -5677,9 +4856,6 @@
         <w:widowControl/>
       </w:pPr>
       <w:r>
-        <w:rPr>
-          <w:b w:val="0"/>
-        </w:rPr>
         <w:t>我的修改为什么能解决问题：__________________</w:t>
       </w:r>
     </w:p>
@@ -5688,9 +4864,6 @@
         <w:widowControl/>
       </w:pPr>
       <w:r>
-        <w:rPr>
-          <w:b w:val="0"/>
-        </w:rPr>
         <w:t>下次我准备先检查的一句话：__________________</w:t>
       </w:r>
     </w:p>
@@ -5699,9 +4872,6 @@
         <w:widowControl/>
       </w:pPr>
       <w:r>
-        <w:rPr>
-          <w:b w:val="0"/>
-        </w:rPr>
         <w:t>我还想问的问题：____________________________</w:t>
       </w:r>
     </w:p>
@@ -6182,16 +5352,16 @@
     <w:pPr>
       <w:keepNext/>
       <w:keepLines/>
-      <w:spacing w:before="240" w:after="180"/>
+      <w:spacing w:before="480" w:after="280" w:line="600" w:lineRule="exact"/>
       <w:outlineLvl w:val="0"/>
     </w:pPr>
     <w:rPr>
-      <w:rFonts w:ascii="Calibri" w:hAnsi="Calibri" w:eastAsia="Noto Serif CJK SC"/>
+      <w:rFonts w:ascii="Calibri" w:hAnsi="Calibri" w:eastAsia="Noto Sans CJK SC"/>
       <w:b/>
       <w:bCs/>
       <w:i w:val="0"/>
       <w:color w:val="000000"/>
-      <w:sz w:val="36"/>
+      <w:sz w:val="42"/>
       <w:szCs w:val="28"/>
     </w:rPr>
   </w:style>
@@ -6207,16 +5377,16 @@
     <w:pPr>
       <w:keepNext/>
       <w:keepLines/>
-      <w:spacing w:before="240" w:after="180"/>
+      <w:spacing w:before="360" w:after="160" w:line="460" w:lineRule="exact"/>
       <w:outlineLvl w:val="1"/>
     </w:pPr>
     <w:rPr>
-      <w:rFonts w:ascii="Calibri" w:hAnsi="Calibri" w:eastAsia="Noto Serif CJK SC"/>
+      <w:rFonts w:ascii="Calibri" w:hAnsi="Calibri" w:eastAsia="Noto Sans CJK SC"/>
       <w:b/>
       <w:bCs/>
       <w:i w:val="0"/>
       <w:color w:val="000000"/>
-      <w:sz w:val="27"/>
+      <w:sz w:val="29"/>
       <w:szCs w:val="26"/>
     </w:rPr>
   </w:style>
@@ -6232,14 +5402,16 @@
     <w:pPr>
       <w:keepNext/>
       <w:keepLines/>
-      <w:spacing w:before="200" w:after="0"/>
+      <w:spacing w:before="240" w:after="120" w:line="400" w:lineRule="exact"/>
       <w:outlineLvl w:val="2"/>
     </w:pPr>
     <w:rPr>
-      <w:rFonts w:asciiTheme="majorHAnsi" w:eastAsiaTheme="majorEastAsia" w:hAnsiTheme="majorHAnsi" w:cstheme="majorBidi"/>
+      <w:rFonts w:ascii="Calibri" w:hAnsi="Calibri" w:eastAsia="Noto Sans CJK SC"/>
       <w:b/>
       <w:bCs/>
-      <w:color w:val="4F81BD" w:themeColor="accent1"/>
+      <w:i w:val="0"/>
+      <w:color w:val="000000"/>
+      <w:sz w:val="24"/>
     </w:rPr>
   </w:style>
   <w:style w:type="paragraph" w:styleId="Heading4">
@@ -6471,17 +5643,17 @@
     <w:rsid w:val="00FC693F"/>
     <w:pPr>
       <w:keepNext/>
-      <w:spacing w:after="180" w:line="240" w:lineRule="auto" w:before="0"/>
+      <w:spacing w:after="280" w:line="760" w:lineRule="exact" w:before="0"/>
       <w:contextualSpacing/>
     </w:pPr>
     <w:rPr>
-      <w:rFonts w:ascii="Calibri" w:hAnsi="Calibri" w:eastAsia="Noto Serif CJK SC"/>
+      <w:rFonts w:ascii="Calibri" w:hAnsi="Calibri" w:eastAsia="Noto Sans CJK SC"/>
       <w:b/>
       <w:i w:val="0"/>
       <w:color w:val="000000"/>
       <w:spacing w:val="5"/>
       <w:kern w:val="28"/>
-      <w:sz w:val="50"/>
+      <w:sz w:val="54"/>
       <w:szCs w:val="52"/>
     </w:rPr>
   </w:style>
@@ -6513,10 +5685,10 @@
       <w:numPr>
         <w:ilvl w:val="1"/>
       </w:numPr>
-      <w:spacing w:before="0" w:after="180"/>
+      <w:spacing w:line="520" w:lineRule="exact" w:before="0" w:after="280"/>
     </w:pPr>
     <w:rPr>
-      <w:rFonts w:ascii="Calibri" w:hAnsi="Calibri" w:eastAsia="Noto Serif CJK SC"/>
+      <w:rFonts w:ascii="Calibri" w:hAnsi="Calibri" w:eastAsia="Noto Sans CJK SC"/>
       <w:b/>
       <w:i w:val="0"/>
       <w:iCs/>
